--- a/体系认证平台需求规格说明书V1.0(7-6).docx
+++ b/体系认证平台需求规格说明书V1.0(7-6).docx
@@ -1320,16 +1320,7 @@
                 <w:rFonts w:hint="eastAsia" w:ascii="华文仿宋" w:hAnsi="华文仿宋" w:eastAsia="华文仿宋" w:cs="华文仿宋"/>
                 <w:sz w:val="19"/>
               </w:rPr>
-              <w:t>材料清单项下的附</w:t>
-            </w:r>
-            <w:bookmarkStart w:id="0" w:name="_GoBack"/>
-            <w:bookmarkEnd w:id="0"/>
-            <w:r>
-              <w:rPr>
-                <w:rFonts w:hint="eastAsia" w:ascii="华文仿宋" w:hAnsi="华文仿宋" w:eastAsia="华文仿宋" w:cs="华文仿宋"/>
-                <w:sz w:val="19"/>
-              </w:rPr>
-              <w:t>件、在线表单或资料库关联文件，仅作为证据展示，不单独承载评定结论。</w:t>
+              <w:t>材料清单项下的附件、在线表单或资料库关联文件，仅作为证据展示，不单独承载评定结论。</w:t>
             </w:r>
           </w:p>
         </w:tc>
@@ -4395,18 +4386,1336 @@
         <w:spacing w:after="80" w:line="360" w:lineRule="auto"/>
         <w:ind w:left="720" w:hanging="360"/>
         <w:rPr>
+          <w:rFonts w:hint="eastAsia" w:ascii="华文仿宋" w:hAnsi="华文仿宋" w:eastAsia="华文仿宋" w:cs="华文仿宋"/>
+          <w:sz w:val="21"/>
+          <w:lang w:val="en-US" w:eastAsia="zh-CN"/>
+        </w:rPr>
+      </w:pPr>
+      <w:r>
+        <w:rPr>
           <w:rFonts w:hint="default" w:ascii="华文仿宋" w:hAnsi="华文仿宋" w:eastAsia="华文仿宋" w:cs="华文仿宋"/>
           <w:sz w:val="21"/>
           <w:lang w:val="en-US" w:eastAsia="en-US"/>
         </w:rPr>
-      </w:pPr>
-      <w:r>
+        <w:t>展示任务状态、提交判断、阻断原因、材料总项、已补齐、缺失项，以及 Q/E/S/F 各体系完整性进度。</w:t>
+      </w:r>
+    </w:p>
+    <w:p>
+      <w:pPr>
+        <w:pStyle w:val="5"/>
+        <w:spacing w:before="160" w:after="80" w:line="360" w:lineRule="auto"/>
         <w:rPr>
           <w:rFonts w:hint="default" w:ascii="华文仿宋" w:hAnsi="华文仿宋" w:eastAsia="华文仿宋" w:cs="华文仿宋"/>
-          <w:sz w:val="21"/>
-          <w:lang w:val="en-US" w:eastAsia="en-US"/>
-        </w:rPr>
-        <w:t>展示任务状态、提交判断、阻断原因、材料总项、已补齐、缺失项，以及 Q/E/S/F 各体系完整性进度。</w:t>
+          <w:b/>
+          <w:color w:val="1F4D78"/>
+          <w:sz w:val="24"/>
+          <w:lang w:val="en-US" w:eastAsia="zh-CN"/>
+        </w:rPr>
+      </w:pPr>
+      <w:r>
+        <w:rPr>
+          <w:rFonts w:hint="eastAsia" w:ascii="华文仿宋" w:hAnsi="华文仿宋" w:eastAsia="华文仿宋" w:cs="华文仿宋"/>
+          <w:b/>
+          <w:color w:val="1F4D78"/>
+          <w:sz w:val="24"/>
+          <w:lang w:val="en-US" w:eastAsia="zh-CN"/>
+        </w:rPr>
+        <w:t xml:space="preserve">归档材料数据来源节点与必传文件  </w:t>
+      </w:r>
+      <w:bookmarkStart w:id="0" w:name="_GoBack"/>
+      <w:bookmarkEnd w:id="0"/>
+    </w:p>
+    <w:p>
+      <w:pPr>
+        <w:rPr>
+          <w:rFonts w:hint="default" w:ascii="华文仿宋" w:hAnsi="华文仿宋" w:eastAsia="华文仿宋" w:cs="华文仿宋"/>
+          <w:b/>
+          <w:color w:val="1F4D78"/>
+          <w:sz w:val="24"/>
+          <w:lang w:val="en-US" w:eastAsia="zh-CN"/>
+        </w:rPr>
+      </w:pPr>
+      <w:r>
+        <w:rPr>
+          <w:rFonts w:hint="eastAsia" w:ascii="华文仿宋" w:hAnsi="华文仿宋" w:eastAsia="华文仿宋" w:cs="华文仿宋"/>
+          <w:b/>
+          <w:color w:val="1F4D78"/>
+          <w:sz w:val="24"/>
+          <w:lang w:val="en-US" w:eastAsia="zh-CN"/>
+        </w:rPr>
+        <w:t>初次认证</w:t>
+      </w:r>
+    </w:p>
+    <w:tbl>
+      <w:tblPr>
+        <w:tblStyle w:val="34"/>
+        <w:tblW w:w="0" w:type="auto"/>
+        <w:tblInd w:w="0" w:type="dxa"/>
+        <w:tblBorders>
+          <w:top w:val="single" w:color="auto" w:sz="4" w:space="0"/>
+          <w:left w:val="single" w:color="auto" w:sz="4" w:space="0"/>
+          <w:bottom w:val="single" w:color="auto" w:sz="4" w:space="0"/>
+          <w:right w:val="single" w:color="auto" w:sz="4" w:space="0"/>
+          <w:insideH w:val="single" w:color="auto" w:sz="4" w:space="0"/>
+          <w:insideV w:val="single" w:color="auto" w:sz="4" w:space="0"/>
+        </w:tblBorders>
+        <w:tblLayout w:type="autofit"/>
+        <w:tblCellMar>
+          <w:left w:w="108" w:type="dxa"/>
+          <w:right w:w="108" w:type="dxa"/>
+        </w:tblCellMar>
+      </w:tblPr>
+      <w:tblGrid>
+        <w:gridCol w:w="3192"/>
+        <w:gridCol w:w="4976"/>
+        <w:gridCol w:w="1408"/>
+      </w:tblGrid>
+      <w:tr>
+        <w:trPr>
+          <w:trHeight w:val="435" w:hRule="atLeast"/>
+        </w:trPr>
+        <w:tc>
+          <w:tcPr>
+            <w:tcW w:w="3192" w:type="dxa"/>
+          </w:tcPr>
+          <w:p>
+            <w:pPr>
+              <w:rPr>
+                <w:rFonts w:hint="default"/>
+                <w:vertAlign w:val="baseline"/>
+                <w:lang w:val="en-US" w:eastAsia="zh-CN"/>
+              </w:rPr>
+            </w:pPr>
+            <w:r>
+              <w:rPr>
+                <w:rFonts w:hint="eastAsia"/>
+                <w:vertAlign w:val="baseline"/>
+                <w:lang w:val="en-US" w:eastAsia="zh-CN"/>
+              </w:rPr>
+              <w:t>文件名称</w:t>
+            </w:r>
+          </w:p>
+        </w:tc>
+        <w:tc>
+          <w:tcPr>
+            <w:tcW w:w="4976" w:type="dxa"/>
+          </w:tcPr>
+          <w:p>
+            <w:pPr>
+              <w:rPr>
+                <w:rFonts w:hint="default"/>
+                <w:vertAlign w:val="baseline"/>
+                <w:lang w:val="en-US" w:eastAsia="zh-CN"/>
+              </w:rPr>
+            </w:pPr>
+            <w:r>
+              <w:rPr>
+                <w:rFonts w:hint="eastAsia"/>
+                <w:vertAlign w:val="baseline"/>
+                <w:lang w:val="en-US" w:eastAsia="zh-CN"/>
+              </w:rPr>
+              <w:t>系统中数据获取节点</w:t>
+            </w:r>
+          </w:p>
+        </w:tc>
+        <w:tc>
+          <w:tcPr>
+            <w:tcW w:w="1408" w:type="dxa"/>
+          </w:tcPr>
+          <w:p>
+            <w:pPr>
+              <w:rPr>
+                <w:rFonts w:hint="default"/>
+                <w:vertAlign w:val="baseline"/>
+                <w:lang w:val="en-US" w:eastAsia="zh-CN"/>
+              </w:rPr>
+            </w:pPr>
+            <w:r>
+              <w:rPr>
+                <w:rFonts w:hint="eastAsia"/>
+                <w:vertAlign w:val="baseline"/>
+                <w:lang w:val="en-US" w:eastAsia="zh-CN"/>
+              </w:rPr>
+              <w:t>是否必传</w:t>
+            </w:r>
+          </w:p>
+        </w:tc>
+      </w:tr>
+      <w:tr>
+        <w:trPr>
+          <w:trHeight w:val="435" w:hRule="atLeast"/>
+        </w:trPr>
+        <w:tc>
+          <w:tcPr>
+            <w:tcW w:w="3192" w:type="dxa"/>
+          </w:tcPr>
+          <w:p>
+            <w:pPr>
+              <w:rPr>
+                <w:rFonts w:hint="default" w:ascii="仿宋_GB2312" w:eastAsia="仿宋_GB2312"/>
+                <w:color w:val="000000"/>
+                <w:szCs w:val="21"/>
+                <w:lang w:val="en-US" w:eastAsia="zh-CN"/>
+              </w:rPr>
+            </w:pPr>
+            <w:r>
+              <w:rPr>
+                <w:rFonts w:hint="default" w:ascii="仿宋_GB2312" w:eastAsia="仿宋_GB2312"/>
+                <w:color w:val="000000"/>
+                <w:szCs w:val="21"/>
+                <w:lang w:val="en-US" w:eastAsia="zh-CN"/>
+              </w:rPr>
+              <w:t>认证发证推荐表（MSF1-19）</w:t>
+            </w:r>
+          </w:p>
+        </w:tc>
+        <w:tc>
+          <w:tcPr>
+            <w:tcW w:w="4976" w:type="dxa"/>
+          </w:tcPr>
+          <w:p>
+            <w:pPr>
+              <w:rPr>
+                <w:rFonts w:hint="default"/>
+                <w:vertAlign w:val="baseline"/>
+                <w:lang w:val="en-US" w:eastAsia="zh-CN"/>
+              </w:rPr>
+            </w:pPr>
+          </w:p>
+        </w:tc>
+        <w:tc>
+          <w:tcPr>
+            <w:tcW w:w="1408" w:type="dxa"/>
+          </w:tcPr>
+          <w:p>
+            <w:pPr>
+              <w:rPr>
+                <w:rFonts w:hint="default"/>
+                <w:vertAlign w:val="baseline"/>
+                <w:lang w:val="en-US" w:eastAsia="zh-CN"/>
+              </w:rPr>
+            </w:pPr>
+            <w:r>
+              <w:rPr>
+                <w:rFonts w:hint="eastAsia"/>
+                <w:vertAlign w:val="baseline"/>
+                <w:lang w:val="en-US" w:eastAsia="zh-CN"/>
+              </w:rPr>
+              <w:t>是</w:t>
+            </w:r>
+          </w:p>
+        </w:tc>
+      </w:tr>
+      <w:tr>
+        <w:tc>
+          <w:tcPr>
+            <w:tcW w:w="3192" w:type="dxa"/>
+          </w:tcPr>
+          <w:p>
+            <w:pPr>
+              <w:rPr>
+                <w:rFonts w:hint="default" w:ascii="仿宋_GB2312" w:eastAsia="仿宋_GB2312"/>
+                <w:color w:val="000000"/>
+                <w:szCs w:val="21"/>
+                <w:lang w:val="en-US" w:eastAsia="zh-CN"/>
+              </w:rPr>
+            </w:pPr>
+            <w:r>
+              <w:rPr>
+                <w:rFonts w:hint="default" w:ascii="仿宋_GB2312" w:eastAsia="仿宋_GB2312"/>
+                <w:color w:val="000000"/>
+                <w:szCs w:val="21"/>
+                <w:lang w:val="en-US" w:eastAsia="zh-CN"/>
+              </w:rPr>
+              <w:t>证书内容确认件（MSF1-18）</w:t>
+            </w:r>
+          </w:p>
+        </w:tc>
+        <w:tc>
+          <w:tcPr>
+            <w:tcW w:w="4976" w:type="dxa"/>
+          </w:tcPr>
+          <w:p>
+            <w:pPr>
+              <w:rPr>
+                <w:rFonts w:hint="default"/>
+                <w:vertAlign w:val="baseline"/>
+                <w:lang w:val="en-US" w:eastAsia="zh-CN"/>
+              </w:rPr>
+            </w:pPr>
+          </w:p>
+        </w:tc>
+        <w:tc>
+          <w:tcPr>
+            <w:tcW w:w="1408" w:type="dxa"/>
+          </w:tcPr>
+          <w:p>
+            <w:pPr>
+              <w:rPr>
+                <w:rFonts w:hint="default"/>
+                <w:vertAlign w:val="baseline"/>
+                <w:lang w:val="en-US" w:eastAsia="zh-CN"/>
+              </w:rPr>
+            </w:pPr>
+            <w:r>
+              <w:rPr>
+                <w:rFonts w:hint="eastAsia"/>
+                <w:vertAlign w:val="baseline"/>
+                <w:lang w:val="en-US" w:eastAsia="zh-CN"/>
+              </w:rPr>
+              <w:t>是</w:t>
+            </w:r>
+          </w:p>
+        </w:tc>
+      </w:tr>
+      <w:tr>
+        <w:tc>
+          <w:tcPr>
+            <w:tcW w:w="3192" w:type="dxa"/>
+          </w:tcPr>
+          <w:p>
+            <w:pPr>
+              <w:rPr>
+                <w:rFonts w:hint="eastAsia" w:eastAsia="仿宋_GB2312"/>
+                <w:vertAlign w:val="baseline"/>
+                <w:lang w:val="en-US" w:eastAsia="zh-CN"/>
+              </w:rPr>
+            </w:pPr>
+            <w:r>
+              <w:rPr>
+                <w:rFonts w:hint="eastAsia" w:ascii="仿宋_GB2312" w:eastAsia="仿宋_GB2312"/>
+                <w:color w:val="000000"/>
+                <w:szCs w:val="21"/>
+              </w:rPr>
+              <w:t>认证申请表</w:t>
+            </w:r>
+            <w:r>
+              <w:rPr>
+                <w:rFonts w:hint="eastAsia" w:ascii="仿宋_GB2312" w:eastAsia="仿宋_GB2312"/>
+                <w:color w:val="000000"/>
+                <w:szCs w:val="21"/>
+                <w:lang w:eastAsia="zh-CN"/>
+              </w:rPr>
+              <w:t>（MSF11-01）</w:t>
+            </w:r>
+          </w:p>
+        </w:tc>
+        <w:tc>
+          <w:tcPr>
+            <w:tcW w:w="4976" w:type="dxa"/>
+          </w:tcPr>
+          <w:p>
+            <w:pPr>
+              <w:rPr>
+                <w:rFonts w:hint="default"/>
+                <w:vertAlign w:val="baseline"/>
+                <w:lang w:val="en-US" w:eastAsia="zh-CN"/>
+              </w:rPr>
+            </w:pPr>
+          </w:p>
+        </w:tc>
+        <w:tc>
+          <w:tcPr>
+            <w:tcW w:w="1408" w:type="dxa"/>
+          </w:tcPr>
+          <w:p>
+            <w:pPr>
+              <w:rPr>
+                <w:rFonts w:hint="default"/>
+                <w:vertAlign w:val="baseline"/>
+                <w:lang w:val="en-US" w:eastAsia="zh-CN"/>
+              </w:rPr>
+            </w:pPr>
+            <w:r>
+              <w:rPr>
+                <w:rFonts w:hint="eastAsia"/>
+                <w:vertAlign w:val="baseline"/>
+                <w:lang w:val="en-US" w:eastAsia="zh-CN"/>
+              </w:rPr>
+              <w:t>是</w:t>
+            </w:r>
+          </w:p>
+        </w:tc>
+      </w:tr>
+      <w:tr>
+        <w:tc>
+          <w:tcPr>
+            <w:tcW w:w="3192" w:type="dxa"/>
+          </w:tcPr>
+          <w:p>
+            <w:pPr>
+              <w:rPr>
+                <w:rFonts w:hint="eastAsia" w:ascii="仿宋_GB2312" w:eastAsia="仿宋_GB2312"/>
+                <w:color w:val="000000"/>
+                <w:szCs w:val="21"/>
+              </w:rPr>
+            </w:pPr>
+            <w:r>
+              <w:rPr>
+                <w:rFonts w:hint="eastAsia" w:ascii="仿宋_GB2312" w:eastAsia="仿宋_GB2312"/>
+                <w:color w:val="000000"/>
+                <w:szCs w:val="21"/>
+              </w:rPr>
+              <w:t>全国认证认可信息公共服务平台(认e云)查询截图</w:t>
+            </w:r>
+          </w:p>
+        </w:tc>
+        <w:tc>
+          <w:tcPr>
+            <w:tcW w:w="4976" w:type="dxa"/>
+          </w:tcPr>
+          <w:p>
+            <w:pPr>
+              <w:rPr>
+                <w:rFonts w:hint="default"/>
+                <w:vertAlign w:val="baseline"/>
+                <w:lang w:val="en-US" w:eastAsia="zh-CN"/>
+              </w:rPr>
+            </w:pPr>
+          </w:p>
+        </w:tc>
+        <w:tc>
+          <w:tcPr>
+            <w:tcW w:w="1408" w:type="dxa"/>
+          </w:tcPr>
+          <w:p>
+            <w:pPr>
+              <w:rPr>
+                <w:rFonts w:hint="default"/>
+                <w:vertAlign w:val="baseline"/>
+                <w:lang w:val="en-US" w:eastAsia="zh-CN"/>
+              </w:rPr>
+            </w:pPr>
+            <w:r>
+              <w:rPr>
+                <w:rFonts w:hint="eastAsia"/>
+                <w:vertAlign w:val="baseline"/>
+                <w:lang w:val="en-US" w:eastAsia="zh-CN"/>
+              </w:rPr>
+              <w:t>是</w:t>
+            </w:r>
+          </w:p>
+        </w:tc>
+      </w:tr>
+      <w:tr>
+        <w:tc>
+          <w:tcPr>
+            <w:tcW w:w="3192" w:type="dxa"/>
+          </w:tcPr>
+          <w:p>
+            <w:pPr>
+              <w:rPr>
+                <w:rFonts w:hint="eastAsia" w:ascii="仿宋_GB2312" w:eastAsia="仿宋_GB2312"/>
+                <w:color w:val="000000"/>
+                <w:szCs w:val="21"/>
+              </w:rPr>
+            </w:pPr>
+            <w:r>
+              <w:rPr>
+                <w:rFonts w:hint="eastAsia" w:ascii="仿宋_GB2312" w:eastAsia="仿宋_GB2312"/>
+                <w:color w:val="000000"/>
+                <w:szCs w:val="21"/>
+              </w:rPr>
+              <w:t>获证方情况调查表（MSF1-23）</w:t>
+            </w:r>
+          </w:p>
+        </w:tc>
+        <w:tc>
+          <w:tcPr>
+            <w:tcW w:w="4976" w:type="dxa"/>
+          </w:tcPr>
+          <w:p>
+            <w:pPr>
+              <w:rPr>
+                <w:rFonts w:hint="default"/>
+                <w:vertAlign w:val="baseline"/>
+                <w:lang w:val="en-US" w:eastAsia="zh-CN"/>
+              </w:rPr>
+            </w:pPr>
+          </w:p>
+        </w:tc>
+        <w:tc>
+          <w:tcPr>
+            <w:tcW w:w="1408" w:type="dxa"/>
+          </w:tcPr>
+          <w:p>
+            <w:pPr>
+              <w:rPr>
+                <w:rFonts w:hint="default"/>
+                <w:vertAlign w:val="baseline"/>
+                <w:lang w:val="en-US" w:eastAsia="zh-CN"/>
+              </w:rPr>
+            </w:pPr>
+            <w:r>
+              <w:rPr>
+                <w:rFonts w:hint="eastAsia"/>
+                <w:vertAlign w:val="baseline"/>
+                <w:lang w:val="en-US" w:eastAsia="zh-CN"/>
+              </w:rPr>
+              <w:t>否</w:t>
+            </w:r>
+          </w:p>
+        </w:tc>
+      </w:tr>
+      <w:tr>
+        <w:tc>
+          <w:tcPr>
+            <w:tcW w:w="3192" w:type="dxa"/>
+          </w:tcPr>
+          <w:p>
+            <w:pPr>
+              <w:rPr>
+                <w:rFonts w:hint="eastAsia" w:ascii="仿宋_GB2312" w:eastAsia="仿宋_GB2312"/>
+                <w:color w:val="000000"/>
+                <w:szCs w:val="21"/>
+              </w:rPr>
+            </w:pPr>
+            <w:r>
+              <w:rPr>
+                <w:rFonts w:hint="eastAsia" w:ascii="仿宋_GB2312" w:eastAsia="仿宋_GB2312"/>
+                <w:color w:val="000000"/>
+                <w:szCs w:val="21"/>
+              </w:rPr>
+              <w:t>证书变更申请表</w:t>
+            </w:r>
+          </w:p>
+        </w:tc>
+        <w:tc>
+          <w:tcPr>
+            <w:tcW w:w="4976" w:type="dxa"/>
+          </w:tcPr>
+          <w:p>
+            <w:pPr>
+              <w:rPr>
+                <w:rFonts w:hint="default"/>
+                <w:vertAlign w:val="baseline"/>
+                <w:lang w:val="en-US" w:eastAsia="zh-CN"/>
+              </w:rPr>
+            </w:pPr>
+          </w:p>
+        </w:tc>
+        <w:tc>
+          <w:tcPr>
+            <w:tcW w:w="1408" w:type="dxa"/>
+          </w:tcPr>
+          <w:p>
+            <w:pPr>
+              <w:rPr>
+                <w:rFonts w:hint="eastAsia"/>
+                <w:vertAlign w:val="baseline"/>
+                <w:lang w:val="en-US" w:eastAsia="zh-CN"/>
+              </w:rPr>
+            </w:pPr>
+          </w:p>
+        </w:tc>
+      </w:tr>
+      <w:tr>
+        <w:tc>
+          <w:tcPr>
+            <w:tcW w:w="3192" w:type="dxa"/>
+          </w:tcPr>
+          <w:p>
+            <w:pPr>
+              <w:rPr>
+                <w:rFonts w:hint="eastAsia" w:ascii="仿宋_GB2312" w:eastAsia="仿宋_GB2312"/>
+                <w:color w:val="000000"/>
+                <w:szCs w:val="21"/>
+              </w:rPr>
+            </w:pPr>
+            <w:r>
+              <w:rPr>
+                <w:rFonts w:hint="eastAsia" w:ascii="仿宋_GB2312" w:eastAsia="仿宋_GB2312"/>
+                <w:color w:val="000000"/>
+                <w:szCs w:val="21"/>
+              </w:rPr>
+              <w:t>认证周期绩效评价表</w:t>
+            </w:r>
+          </w:p>
+        </w:tc>
+        <w:tc>
+          <w:tcPr>
+            <w:tcW w:w="4976" w:type="dxa"/>
+          </w:tcPr>
+          <w:p>
+            <w:pPr>
+              <w:rPr>
+                <w:rFonts w:hint="default"/>
+                <w:vertAlign w:val="baseline"/>
+                <w:lang w:val="en-US" w:eastAsia="zh-CN"/>
+              </w:rPr>
+            </w:pPr>
+          </w:p>
+        </w:tc>
+        <w:tc>
+          <w:tcPr>
+            <w:tcW w:w="1408" w:type="dxa"/>
+          </w:tcPr>
+          <w:p>
+            <w:pPr>
+              <w:rPr>
+                <w:rFonts w:hint="eastAsia"/>
+                <w:vertAlign w:val="baseline"/>
+                <w:lang w:val="en-US" w:eastAsia="zh-CN"/>
+              </w:rPr>
+            </w:pPr>
+          </w:p>
+        </w:tc>
+      </w:tr>
+      <w:tr>
+        <w:tc>
+          <w:tcPr>
+            <w:tcW w:w="3192" w:type="dxa"/>
+          </w:tcPr>
+          <w:p>
+            <w:pPr>
+              <w:rPr>
+                <w:rFonts w:hint="eastAsia" w:ascii="仿宋_GB2312" w:eastAsia="仿宋_GB2312"/>
+                <w:color w:val="000000"/>
+                <w:szCs w:val="21"/>
+              </w:rPr>
+            </w:pPr>
+          </w:p>
+        </w:tc>
+        <w:tc>
+          <w:tcPr>
+            <w:tcW w:w="4976" w:type="dxa"/>
+          </w:tcPr>
+          <w:p>
+            <w:pPr>
+              <w:rPr>
+                <w:rFonts w:hint="default"/>
+                <w:vertAlign w:val="baseline"/>
+                <w:lang w:val="en-US" w:eastAsia="zh-CN"/>
+              </w:rPr>
+            </w:pPr>
+          </w:p>
+        </w:tc>
+        <w:tc>
+          <w:tcPr>
+            <w:tcW w:w="1408" w:type="dxa"/>
+          </w:tcPr>
+          <w:p>
+            <w:pPr>
+              <w:rPr>
+                <w:rFonts w:hint="eastAsia"/>
+                <w:vertAlign w:val="baseline"/>
+                <w:lang w:val="en-US" w:eastAsia="zh-CN"/>
+              </w:rPr>
+            </w:pPr>
+          </w:p>
+        </w:tc>
+      </w:tr>
+      <w:tr>
+        <w:tc>
+          <w:tcPr>
+            <w:tcW w:w="3192" w:type="dxa"/>
+          </w:tcPr>
+          <w:p>
+            <w:pPr>
+              <w:rPr>
+                <w:rFonts w:hint="eastAsia" w:ascii="仿宋_GB2312" w:eastAsia="仿宋_GB2312"/>
+                <w:color w:val="000000"/>
+                <w:szCs w:val="21"/>
+              </w:rPr>
+            </w:pPr>
+          </w:p>
+        </w:tc>
+        <w:tc>
+          <w:tcPr>
+            <w:tcW w:w="4976" w:type="dxa"/>
+          </w:tcPr>
+          <w:p>
+            <w:pPr>
+              <w:rPr>
+                <w:rFonts w:hint="default"/>
+                <w:vertAlign w:val="baseline"/>
+                <w:lang w:val="en-US" w:eastAsia="zh-CN"/>
+              </w:rPr>
+            </w:pPr>
+          </w:p>
+        </w:tc>
+        <w:tc>
+          <w:tcPr>
+            <w:tcW w:w="1408" w:type="dxa"/>
+          </w:tcPr>
+          <w:p>
+            <w:pPr>
+              <w:rPr>
+                <w:rFonts w:hint="eastAsia"/>
+                <w:vertAlign w:val="baseline"/>
+                <w:lang w:val="en-US" w:eastAsia="zh-CN"/>
+              </w:rPr>
+            </w:pPr>
+          </w:p>
+        </w:tc>
+      </w:tr>
+      <w:tr>
+        <w:tc>
+          <w:tcPr>
+            <w:tcW w:w="3192" w:type="dxa"/>
+          </w:tcPr>
+          <w:p>
+            <w:pPr>
+              <w:rPr>
+                <w:rFonts w:hint="eastAsia" w:ascii="仿宋_GB2312" w:eastAsia="仿宋_GB2312"/>
+                <w:color w:val="000000"/>
+                <w:szCs w:val="21"/>
+              </w:rPr>
+            </w:pPr>
+          </w:p>
+        </w:tc>
+        <w:tc>
+          <w:tcPr>
+            <w:tcW w:w="4976" w:type="dxa"/>
+          </w:tcPr>
+          <w:p>
+            <w:pPr>
+              <w:rPr>
+                <w:rFonts w:hint="default"/>
+                <w:vertAlign w:val="baseline"/>
+                <w:lang w:val="en-US" w:eastAsia="zh-CN"/>
+              </w:rPr>
+            </w:pPr>
+          </w:p>
+        </w:tc>
+        <w:tc>
+          <w:tcPr>
+            <w:tcW w:w="1408" w:type="dxa"/>
+          </w:tcPr>
+          <w:p>
+            <w:pPr>
+              <w:rPr>
+                <w:rFonts w:hint="eastAsia"/>
+                <w:vertAlign w:val="baseline"/>
+                <w:lang w:val="en-US" w:eastAsia="zh-CN"/>
+              </w:rPr>
+            </w:pPr>
+          </w:p>
+        </w:tc>
+      </w:tr>
+      <w:tr>
+        <w:tc>
+          <w:tcPr>
+            <w:tcW w:w="3192" w:type="dxa"/>
+          </w:tcPr>
+          <w:p>
+            <w:pPr>
+              <w:rPr>
+                <w:rFonts w:hint="eastAsia" w:ascii="仿宋_GB2312" w:eastAsia="仿宋_GB2312"/>
+                <w:color w:val="000000"/>
+                <w:szCs w:val="21"/>
+              </w:rPr>
+            </w:pPr>
+          </w:p>
+        </w:tc>
+        <w:tc>
+          <w:tcPr>
+            <w:tcW w:w="4976" w:type="dxa"/>
+          </w:tcPr>
+          <w:p>
+            <w:pPr>
+              <w:rPr>
+                <w:rFonts w:hint="default"/>
+                <w:vertAlign w:val="baseline"/>
+                <w:lang w:val="en-US" w:eastAsia="zh-CN"/>
+              </w:rPr>
+            </w:pPr>
+          </w:p>
+        </w:tc>
+        <w:tc>
+          <w:tcPr>
+            <w:tcW w:w="1408" w:type="dxa"/>
+          </w:tcPr>
+          <w:p>
+            <w:pPr>
+              <w:rPr>
+                <w:rFonts w:hint="eastAsia"/>
+                <w:vertAlign w:val="baseline"/>
+                <w:lang w:val="en-US" w:eastAsia="zh-CN"/>
+              </w:rPr>
+            </w:pPr>
+          </w:p>
+        </w:tc>
+      </w:tr>
+      <w:tr>
+        <w:tc>
+          <w:tcPr>
+            <w:tcW w:w="3192" w:type="dxa"/>
+          </w:tcPr>
+          <w:p>
+            <w:pPr>
+              <w:rPr>
+                <w:rFonts w:hint="eastAsia" w:ascii="仿宋_GB2312" w:eastAsia="仿宋_GB2312"/>
+                <w:color w:val="000000"/>
+                <w:szCs w:val="21"/>
+              </w:rPr>
+            </w:pPr>
+          </w:p>
+        </w:tc>
+        <w:tc>
+          <w:tcPr>
+            <w:tcW w:w="4976" w:type="dxa"/>
+          </w:tcPr>
+          <w:p>
+            <w:pPr>
+              <w:rPr>
+                <w:rFonts w:hint="default"/>
+                <w:vertAlign w:val="baseline"/>
+                <w:lang w:val="en-US" w:eastAsia="zh-CN"/>
+              </w:rPr>
+            </w:pPr>
+          </w:p>
+        </w:tc>
+        <w:tc>
+          <w:tcPr>
+            <w:tcW w:w="1408" w:type="dxa"/>
+          </w:tcPr>
+          <w:p>
+            <w:pPr>
+              <w:rPr>
+                <w:rFonts w:hint="eastAsia"/>
+                <w:vertAlign w:val="baseline"/>
+                <w:lang w:val="en-US" w:eastAsia="zh-CN"/>
+              </w:rPr>
+            </w:pPr>
+          </w:p>
+        </w:tc>
+      </w:tr>
+      <w:tr>
+        <w:tc>
+          <w:tcPr>
+            <w:tcW w:w="3192" w:type="dxa"/>
+          </w:tcPr>
+          <w:p>
+            <w:pPr>
+              <w:rPr>
+                <w:rFonts w:hint="eastAsia" w:ascii="仿宋_GB2312" w:eastAsia="仿宋_GB2312"/>
+                <w:color w:val="000000"/>
+                <w:szCs w:val="21"/>
+              </w:rPr>
+            </w:pPr>
+          </w:p>
+        </w:tc>
+        <w:tc>
+          <w:tcPr>
+            <w:tcW w:w="4976" w:type="dxa"/>
+          </w:tcPr>
+          <w:p>
+            <w:pPr>
+              <w:rPr>
+                <w:rFonts w:hint="default"/>
+                <w:vertAlign w:val="baseline"/>
+                <w:lang w:val="en-US" w:eastAsia="zh-CN"/>
+              </w:rPr>
+            </w:pPr>
+          </w:p>
+        </w:tc>
+        <w:tc>
+          <w:tcPr>
+            <w:tcW w:w="1408" w:type="dxa"/>
+          </w:tcPr>
+          <w:p>
+            <w:pPr>
+              <w:rPr>
+                <w:rFonts w:hint="eastAsia"/>
+                <w:vertAlign w:val="baseline"/>
+                <w:lang w:val="en-US" w:eastAsia="zh-CN"/>
+              </w:rPr>
+            </w:pPr>
+          </w:p>
+        </w:tc>
+      </w:tr>
+      <w:tr>
+        <w:tc>
+          <w:tcPr>
+            <w:tcW w:w="3192" w:type="dxa"/>
+          </w:tcPr>
+          <w:p>
+            <w:pPr>
+              <w:rPr>
+                <w:rFonts w:hint="eastAsia" w:ascii="仿宋_GB2312" w:eastAsia="仿宋_GB2312"/>
+                <w:color w:val="000000"/>
+                <w:szCs w:val="21"/>
+              </w:rPr>
+            </w:pPr>
+          </w:p>
+        </w:tc>
+        <w:tc>
+          <w:tcPr>
+            <w:tcW w:w="4976" w:type="dxa"/>
+          </w:tcPr>
+          <w:p>
+            <w:pPr>
+              <w:rPr>
+                <w:rFonts w:hint="default"/>
+                <w:vertAlign w:val="baseline"/>
+                <w:lang w:val="en-US" w:eastAsia="zh-CN"/>
+              </w:rPr>
+            </w:pPr>
+          </w:p>
+        </w:tc>
+        <w:tc>
+          <w:tcPr>
+            <w:tcW w:w="1408" w:type="dxa"/>
+          </w:tcPr>
+          <w:p>
+            <w:pPr>
+              <w:rPr>
+                <w:rFonts w:hint="eastAsia"/>
+                <w:vertAlign w:val="baseline"/>
+                <w:lang w:val="en-US" w:eastAsia="zh-CN"/>
+              </w:rPr>
+            </w:pPr>
+          </w:p>
+        </w:tc>
+      </w:tr>
+    </w:tbl>
+    <w:p>
+      <w:pPr>
+        <w:pStyle w:val="16"/>
+        <w:numPr>
+          <w:numId w:val="0"/>
+        </w:numPr>
+        <w:spacing w:after="80" w:line="360" w:lineRule="auto"/>
+        <w:rPr>
+          <w:rFonts w:hint="eastAsia" w:ascii="华文仿宋" w:hAnsi="华文仿宋" w:eastAsia="华文仿宋" w:cs="华文仿宋"/>
+          <w:sz w:val="21"/>
+          <w:lang w:val="en-US" w:eastAsia="zh-CN"/>
+        </w:rPr>
+      </w:pPr>
+    </w:p>
+    <w:p>
+      <w:pPr>
+        <w:pStyle w:val="5"/>
+        <w:spacing w:before="160" w:after="80" w:line="360" w:lineRule="auto"/>
+        <w:rPr>
+          <w:rFonts w:hint="eastAsia" w:ascii="华文仿宋" w:hAnsi="华文仿宋" w:eastAsia="华文仿宋" w:cs="华文仿宋"/>
+        </w:rPr>
+      </w:pPr>
+      <w:r>
+        <w:rPr>
+          <w:rFonts w:hint="eastAsia" w:ascii="华文仿宋" w:hAnsi="华文仿宋" w:eastAsia="华文仿宋" w:cs="华文仿宋"/>
+          <w:b/>
+          <w:color w:val="1F4D78"/>
+          <w:sz w:val="24"/>
+        </w:rPr>
+        <w:t>操作流程</w:t>
+      </w:r>
+    </w:p>
+    <w:p>
+      <w:pPr>
+        <w:pStyle w:val="16"/>
+        <w:numPr>
+          <w:ilvl w:val="0"/>
+          <w:numId w:val="7"/>
+        </w:numPr>
+        <w:spacing w:after="80" w:line="360" w:lineRule="auto"/>
+        <w:ind w:left="0" w:leftChars="0" w:firstLine="420" w:firstLineChars="200"/>
+        <w:rPr>
+          <w:rFonts w:hint="eastAsia" w:ascii="华文仿宋" w:hAnsi="华文仿宋" w:eastAsia="华文仿宋" w:cs="华文仿宋"/>
+          <w:sz w:val="21"/>
+        </w:rPr>
+      </w:pPr>
+      <w:r>
+        <w:rPr>
+          <w:rFonts w:hint="eastAsia" w:ascii="华文仿宋" w:hAnsi="华文仿宋" w:eastAsia="华文仿宋" w:cs="华文仿宋"/>
+          <w:sz w:val="21"/>
+        </w:rPr>
+        <w:t>项目管理人员进入页面，系统加载</w:t>
+      </w:r>
+      <w:r>
+        <w:rPr>
+          <w:rFonts w:hint="eastAsia" w:ascii="华文仿宋" w:hAnsi="华文仿宋" w:eastAsia="华文仿宋" w:cs="华文仿宋"/>
+          <w:sz w:val="21"/>
+          <w:lang w:val="en-US" w:eastAsia="zh-CN"/>
+        </w:rPr>
+        <w:t>数据</w:t>
+      </w:r>
+      <w:r>
+        <w:rPr>
+          <w:rFonts w:hint="eastAsia" w:ascii="华文仿宋" w:hAnsi="华文仿宋" w:eastAsia="华文仿宋" w:cs="华文仿宋"/>
+          <w:sz w:val="21"/>
+        </w:rPr>
+        <w:t>；如加载失败，</w:t>
+      </w:r>
+      <w:r>
+        <w:rPr>
+          <w:rFonts w:hint="eastAsia" w:ascii="华文仿宋" w:hAnsi="华文仿宋" w:eastAsia="华文仿宋" w:cs="华文仿宋"/>
+          <w:sz w:val="21"/>
+          <w:lang w:val="en-US" w:eastAsia="zh-CN"/>
+        </w:rPr>
+        <w:t>需要提示用户数据加载失败，并支持重新加载操作。</w:t>
+      </w:r>
+    </w:p>
+    <w:p>
+      <w:pPr>
+        <w:pStyle w:val="16"/>
+        <w:numPr>
+          <w:ilvl w:val="0"/>
+          <w:numId w:val="7"/>
+        </w:numPr>
+        <w:spacing w:after="80" w:line="360" w:lineRule="auto"/>
+        <w:ind w:left="0" w:leftChars="0" w:firstLine="420" w:firstLineChars="200"/>
+        <w:rPr>
+          <w:rFonts w:hint="eastAsia" w:ascii="华文仿宋" w:hAnsi="华文仿宋" w:eastAsia="华文仿宋" w:cs="华文仿宋"/>
+          <w:sz w:val="21"/>
+        </w:rPr>
+      </w:pPr>
+      <w:r>
+        <w:rPr>
+          <w:rFonts w:hint="eastAsia" w:ascii="华文仿宋" w:hAnsi="华文仿宋" w:eastAsia="华文仿宋" w:cs="华文仿宋"/>
+          <w:sz w:val="21"/>
+        </w:rPr>
+        <w:t>页面初始化 48 项 MSF11-20 材料</w:t>
+      </w:r>
+      <w:r>
+        <w:rPr>
+          <w:rFonts w:hint="eastAsia" w:ascii="华文仿宋" w:hAnsi="华文仿宋" w:eastAsia="华文仿宋" w:cs="华文仿宋"/>
+          <w:sz w:val="21"/>
+          <w:lang w:eastAsia="zh-CN"/>
+        </w:rPr>
+        <w:t>。</w:t>
+      </w:r>
+    </w:p>
+    <w:p>
+      <w:pPr>
+        <w:pStyle w:val="16"/>
+        <w:numPr>
+          <w:ilvl w:val="0"/>
+          <w:numId w:val="7"/>
+        </w:numPr>
+        <w:spacing w:after="80" w:line="360" w:lineRule="auto"/>
+        <w:ind w:left="0" w:leftChars="0" w:firstLine="420" w:firstLineChars="200"/>
+        <w:rPr>
+          <w:rFonts w:hint="eastAsia" w:ascii="华文仿宋" w:hAnsi="华文仿宋" w:eastAsia="华文仿宋" w:cs="华文仿宋"/>
+          <w:sz w:val="21"/>
+        </w:rPr>
+      </w:pPr>
+      <w:r>
+        <w:rPr>
+          <w:rFonts w:hint="eastAsia" w:ascii="华文仿宋" w:hAnsi="华文仿宋" w:eastAsia="华文仿宋" w:cs="华文仿宋"/>
+          <w:sz w:val="21"/>
+        </w:rPr>
+        <w:t>用户查看顶部统计和右侧控制台，判断当前是否存在缺失材料。</w:t>
+      </w:r>
+    </w:p>
+    <w:p>
+      <w:pPr>
+        <w:pStyle w:val="16"/>
+        <w:numPr>
+          <w:ilvl w:val="0"/>
+          <w:numId w:val="7"/>
+        </w:numPr>
+        <w:spacing w:after="80" w:line="360" w:lineRule="auto"/>
+        <w:ind w:left="0" w:leftChars="0" w:firstLine="420" w:firstLineChars="200"/>
+        <w:rPr>
+          <w:rFonts w:hint="eastAsia" w:ascii="华文仿宋" w:hAnsi="华文仿宋" w:eastAsia="华文仿宋" w:cs="华文仿宋"/>
+          <w:sz w:val="21"/>
+        </w:rPr>
+      </w:pPr>
+      <w:r>
+        <w:rPr>
+          <w:rFonts w:hint="eastAsia" w:ascii="华文仿宋" w:hAnsi="华文仿宋" w:eastAsia="华文仿宋" w:cs="华文仿宋"/>
+          <w:sz w:val="21"/>
+        </w:rPr>
+        <w:t>用户可通过筛选、搜索或“定位缺失材料”找到待补材料项。</w:t>
+      </w:r>
+    </w:p>
+    <w:p>
+      <w:pPr>
+        <w:pStyle w:val="16"/>
+        <w:numPr>
+          <w:ilvl w:val="0"/>
+          <w:numId w:val="7"/>
+        </w:numPr>
+        <w:spacing w:after="80" w:line="360" w:lineRule="auto"/>
+        <w:ind w:left="0" w:leftChars="0" w:firstLine="420" w:firstLineChars="200"/>
+        <w:rPr>
+          <w:rFonts w:hint="eastAsia" w:ascii="华文仿宋" w:hAnsi="华文仿宋" w:eastAsia="华文仿宋" w:cs="华文仿宋"/>
+          <w:sz w:val="21"/>
+        </w:rPr>
+      </w:pPr>
+      <w:r>
+        <w:rPr>
+          <w:rFonts w:hint="eastAsia" w:ascii="华文仿宋" w:hAnsi="华文仿宋" w:eastAsia="华文仿宋" w:cs="华文仿宋"/>
+          <w:sz w:val="21"/>
+        </w:rPr>
+        <w:t>对缺失材料执行补充：</w:t>
+      </w:r>
+    </w:p>
+    <w:p>
+      <w:pPr>
+        <w:pStyle w:val="16"/>
+        <w:numPr>
+          <w:ilvl w:val="0"/>
+          <w:numId w:val="7"/>
+        </w:numPr>
+        <w:spacing w:after="80" w:line="360" w:lineRule="auto"/>
+        <w:ind w:left="0" w:leftChars="0" w:firstLine="420" w:firstLineChars="200"/>
+        <w:rPr>
+          <w:rFonts w:hint="eastAsia" w:ascii="华文仿宋" w:hAnsi="华文仿宋" w:eastAsia="华文仿宋" w:cs="华文仿宋"/>
+          <w:sz w:val="21"/>
+        </w:rPr>
+      </w:pPr>
+      <w:r>
+        <w:rPr>
+          <w:rFonts w:hint="eastAsia" w:ascii="华文仿宋" w:hAnsi="华文仿宋" w:eastAsia="华文仿宋" w:cs="华文仿宋"/>
+          <w:sz w:val="21"/>
+          <w:lang w:val="en-US" w:eastAsia="zh-CN"/>
+        </w:rPr>
+        <w:t>①</w:t>
+      </w:r>
+      <w:r>
+        <w:rPr>
+          <w:rFonts w:hint="eastAsia" w:ascii="华文仿宋" w:hAnsi="华文仿宋" w:eastAsia="华文仿宋" w:cs="华文仿宋"/>
+          <w:sz w:val="21"/>
+        </w:rPr>
+        <w:t>本地上传：选择文件，勾选覆盖体系，确认补充。</w:t>
+      </w:r>
+    </w:p>
+    <w:p>
+      <w:pPr>
+        <w:pStyle w:val="16"/>
+        <w:numPr>
+          <w:ilvl w:val="0"/>
+          <w:numId w:val="7"/>
+        </w:numPr>
+        <w:spacing w:after="80" w:line="360" w:lineRule="auto"/>
+        <w:ind w:left="0" w:leftChars="0" w:firstLine="420" w:firstLineChars="200"/>
+        <w:rPr>
+          <w:rFonts w:hint="eastAsia" w:ascii="华文仿宋" w:hAnsi="华文仿宋" w:eastAsia="华文仿宋" w:cs="华文仿宋"/>
+          <w:sz w:val="21"/>
+        </w:rPr>
+      </w:pPr>
+      <w:r>
+        <w:rPr>
+          <w:rFonts w:hint="eastAsia" w:ascii="华文仿宋" w:hAnsi="华文仿宋" w:eastAsia="华文仿宋" w:cs="华文仿宋"/>
+          <w:sz w:val="21"/>
+          <w:lang w:val="en-US" w:eastAsia="zh-CN"/>
+        </w:rPr>
+        <w:t>②</w:t>
+      </w:r>
+      <w:r>
+        <w:rPr>
+          <w:rFonts w:hint="eastAsia" w:ascii="华文仿宋" w:hAnsi="华文仿宋" w:eastAsia="华文仿宋" w:cs="华文仿宋"/>
+          <w:sz w:val="21"/>
+        </w:rPr>
+        <w:t>资料库选择：打开资料库，筛选并勾选历史资料，确认关联。</w:t>
+      </w:r>
+    </w:p>
+    <w:p>
+      <w:pPr>
+        <w:pStyle w:val="16"/>
+        <w:numPr>
+          <w:ilvl w:val="0"/>
+          <w:numId w:val="7"/>
+        </w:numPr>
+        <w:spacing w:after="80" w:line="360" w:lineRule="auto"/>
+        <w:ind w:left="0" w:leftChars="0" w:firstLine="420" w:firstLineChars="200"/>
+        <w:rPr>
+          <w:rFonts w:hint="eastAsia" w:ascii="华文仿宋" w:hAnsi="华文仿宋" w:eastAsia="华文仿宋" w:cs="华文仿宋"/>
+          <w:sz w:val="21"/>
+        </w:rPr>
+      </w:pPr>
+      <w:r>
+        <w:rPr>
+          <w:rFonts w:hint="eastAsia" w:ascii="华文仿宋" w:hAnsi="华文仿宋" w:eastAsia="华文仿宋" w:cs="华文仿宋"/>
+          <w:sz w:val="21"/>
+        </w:rPr>
+        <w:t>系统重新计算每个材料项的覆盖范围和整体完整性。</w:t>
+      </w:r>
+    </w:p>
+    <w:p>
+      <w:pPr>
+        <w:pStyle w:val="16"/>
+        <w:numPr>
+          <w:ilvl w:val="0"/>
+          <w:numId w:val="7"/>
+        </w:numPr>
+        <w:spacing w:after="80" w:line="360" w:lineRule="auto"/>
+        <w:ind w:left="0" w:leftChars="0" w:firstLine="420" w:firstLineChars="200"/>
+        <w:rPr>
+          <w:rFonts w:hint="eastAsia" w:ascii="华文仿宋" w:hAnsi="华文仿宋" w:eastAsia="华文仿宋" w:cs="华文仿宋"/>
+          <w:sz w:val="21"/>
+        </w:rPr>
+      </w:pPr>
+      <w:r>
+        <w:rPr>
+          <w:rFonts w:hint="eastAsia" w:ascii="华文仿宋" w:hAnsi="华文仿宋" w:eastAsia="华文仿宋" w:cs="华文仿宋"/>
+          <w:sz w:val="21"/>
+        </w:rPr>
+        <w:t>如果仍有缺失，主按钮保持禁用，并在右侧说明缺失数量。</w:t>
+      </w:r>
+    </w:p>
+    <w:p>
+      <w:pPr>
+        <w:pStyle w:val="16"/>
+        <w:numPr>
+          <w:ilvl w:val="0"/>
+          <w:numId w:val="7"/>
+        </w:numPr>
+        <w:spacing w:after="80" w:line="360" w:lineRule="auto"/>
+        <w:ind w:left="0" w:leftChars="0" w:firstLine="420" w:firstLineChars="200"/>
+        <w:rPr>
+          <w:rFonts w:hint="eastAsia" w:ascii="华文仿宋" w:hAnsi="华文仿宋" w:eastAsia="华文仿宋" w:cs="华文仿宋"/>
+          <w:sz w:val="21"/>
+        </w:rPr>
+      </w:pPr>
+      <w:r>
+        <w:rPr>
+          <w:rFonts w:hint="eastAsia" w:ascii="华文仿宋" w:hAnsi="华文仿宋" w:eastAsia="华文仿宋" w:cs="华文仿宋"/>
+          <w:sz w:val="21"/>
+        </w:rPr>
+        <w:t>当所有材料项达到“已齐全”，主按钮“提交初次评定”启用。</w:t>
+      </w:r>
+    </w:p>
+    <w:p>
+      <w:pPr>
+        <w:pStyle w:val="16"/>
+        <w:numPr>
+          <w:ilvl w:val="0"/>
+          <w:numId w:val="7"/>
+        </w:numPr>
+        <w:spacing w:after="80" w:line="360" w:lineRule="auto"/>
+        <w:ind w:left="0" w:leftChars="0" w:firstLine="420" w:firstLineChars="200"/>
+        <w:rPr>
+          <w:rFonts w:hint="eastAsia" w:ascii="华文仿宋" w:hAnsi="华文仿宋" w:eastAsia="华文仿宋" w:cs="华文仿宋"/>
+          <w:sz w:val="21"/>
+        </w:rPr>
+      </w:pPr>
+      <w:r>
+        <w:rPr>
+          <w:rFonts w:hint="eastAsia" w:ascii="华文仿宋" w:hAnsi="华文仿宋" w:eastAsia="华文仿宋" w:cs="华文仿宋"/>
+          <w:sz w:val="21"/>
+        </w:rPr>
+        <w:t>用户点击提交，出现“提交初次评定确认”弹窗。</w:t>
+      </w:r>
+    </w:p>
+    <w:p>
+      <w:pPr>
+        <w:pStyle w:val="16"/>
+        <w:numPr>
+          <w:ilvl w:val="0"/>
+          <w:numId w:val="7"/>
+        </w:numPr>
+        <w:spacing w:after="80" w:line="360" w:lineRule="auto"/>
+        <w:ind w:left="0" w:leftChars="0" w:firstLine="420" w:firstLineChars="200"/>
+        <w:rPr>
+          <w:rFonts w:hint="eastAsia" w:ascii="华文仿宋" w:hAnsi="华文仿宋" w:eastAsia="华文仿宋" w:cs="华文仿宋"/>
+        </w:rPr>
+      </w:pPr>
+      <w:r>
+        <w:rPr>
+          <w:rFonts w:hint="eastAsia" w:ascii="华文仿宋" w:hAnsi="华文仿宋" w:eastAsia="华文仿宋" w:cs="华文仿宋"/>
+          <w:sz w:val="21"/>
+        </w:rPr>
+        <w:t>确认后页面模拟提交成功，按钮变为“已提交初次评定”，并禁用。</w:t>
+      </w:r>
+    </w:p>
+    <w:p>
+      <w:pPr>
+        <w:pStyle w:val="5"/>
+        <w:spacing w:before="160" w:after="80" w:line="360" w:lineRule="auto"/>
+        <w:rPr>
+          <w:rFonts w:hint="eastAsia" w:ascii="华文仿宋" w:hAnsi="华文仿宋" w:eastAsia="华文仿宋" w:cs="华文仿宋"/>
+        </w:rPr>
+      </w:pPr>
+      <w:r>
+        <w:rPr>
+          <w:rFonts w:hint="eastAsia" w:ascii="华文仿宋" w:hAnsi="华文仿宋" w:eastAsia="华文仿宋" w:cs="华文仿宋"/>
+          <w:b/>
+          <w:color w:val="1F4D78"/>
+          <w:sz w:val="24"/>
+        </w:rPr>
+        <w:t>校验</w:t>
+      </w:r>
+      <w:r>
+        <w:rPr>
+          <w:rFonts w:hint="eastAsia" w:ascii="华文仿宋" w:hAnsi="华文仿宋" w:eastAsia="华文仿宋" w:cs="华文仿宋"/>
+          <w:b/>
+          <w:color w:val="1F4D78"/>
+          <w:sz w:val="24"/>
+          <w:lang w:val="en-US" w:eastAsia="zh-CN"/>
+        </w:rPr>
+        <w:t>规则</w:t>
+      </w:r>
+      <w:r>
+        <w:rPr>
+          <w:rFonts w:hint="eastAsia" w:ascii="华文仿宋" w:hAnsi="华文仿宋" w:eastAsia="华文仿宋" w:cs="华文仿宋"/>
+          <w:b/>
+          <w:color w:val="1F4D78"/>
+          <w:sz w:val="24"/>
+        </w:rPr>
+        <w:t>、状态与权限</w:t>
+      </w:r>
+    </w:p>
+    <w:p>
+      <w:pPr>
+        <w:pStyle w:val="16"/>
+        <w:spacing w:after="80" w:line="360" w:lineRule="auto"/>
+        <w:ind w:left="720" w:hanging="360"/>
+        <w:rPr>
+          <w:rFonts w:hint="eastAsia" w:ascii="华文仿宋" w:hAnsi="华文仿宋" w:eastAsia="华文仿宋" w:cs="华文仿宋"/>
+        </w:rPr>
+      </w:pPr>
+      <w:r>
+        <w:rPr>
+          <w:rFonts w:hint="eastAsia" w:ascii="华文仿宋" w:hAnsi="华文仿宋" w:eastAsia="华文仿宋" w:cs="华文仿宋"/>
+          <w:sz w:val="21"/>
+        </w:rPr>
+        <w:t>筛选不应删除材料清单，只改变当前展示范围。</w:t>
+      </w:r>
+    </w:p>
+    <w:p>
+      <w:pPr>
+        <w:pStyle w:val="16"/>
+        <w:spacing w:after="80" w:line="360" w:lineRule="auto"/>
+        <w:ind w:left="720" w:hanging="360"/>
+        <w:rPr>
+          <w:rFonts w:hint="eastAsia" w:ascii="华文仿宋" w:hAnsi="华文仿宋" w:eastAsia="华文仿宋" w:cs="华文仿宋"/>
+        </w:rPr>
+      </w:pPr>
+      <w:r>
+        <w:rPr>
+          <w:rFonts w:hint="eastAsia" w:ascii="华文仿宋" w:hAnsi="华文仿宋" w:eastAsia="华文仿宋" w:cs="华文仿宋"/>
+          <w:sz w:val="21"/>
+        </w:rPr>
+        <w:t>无文件材料必须显示缺失/未上传，不得从列表中移除。</w:t>
+      </w:r>
+    </w:p>
+    <w:p>
+      <w:pPr>
+        <w:pStyle w:val="16"/>
+        <w:spacing w:after="80" w:line="360" w:lineRule="auto"/>
+        <w:ind w:left="720" w:hanging="360"/>
+        <w:rPr>
+          <w:rFonts w:hint="eastAsia" w:ascii="华文仿宋" w:hAnsi="华文仿宋" w:eastAsia="华文仿宋" w:cs="华文仿宋"/>
+        </w:rPr>
+      </w:pPr>
+      <w:r>
+        <w:rPr>
+          <w:rFonts w:hint="eastAsia" w:ascii="华文仿宋" w:hAnsi="华文仿宋" w:eastAsia="华文仿宋" w:cs="华文仿宋"/>
+          <w:sz w:val="21"/>
+        </w:rPr>
+        <w:t>已完结状态下材料清单只读，保留预览能力。</w:t>
+      </w:r>
+    </w:p>
+    <w:p>
+      <w:pPr>
+        <w:pStyle w:val="16"/>
+        <w:spacing w:after="80" w:line="360" w:lineRule="auto"/>
+        <w:ind w:left="720" w:hanging="360"/>
+        <w:rPr>
+          <w:rFonts w:hint="eastAsia" w:ascii="华文仿宋" w:hAnsi="华文仿宋" w:eastAsia="华文仿宋" w:cs="华文仿宋"/>
+          <w:sz w:val="21"/>
+        </w:rPr>
+      </w:pPr>
+      <w:r>
+        <w:rPr>
+          <w:rFonts w:hint="eastAsia" w:ascii="华文仿宋" w:hAnsi="华文仿宋" w:eastAsia="华文仿宋" w:cs="华文仿宋"/>
+          <w:sz w:val="21"/>
+        </w:rPr>
+        <w:t>认证决定退回补正时，只允许编辑需补正材料或仍可按权限补充其他材料，具体范围由业务配置控制。</w:t>
       </w:r>
     </w:p>
     <w:p>
@@ -4417,436 +5726,11 @@
           <w:numId w:val="0"/>
         </w:numPr>
         <w:spacing w:after="80" w:line="360" w:lineRule="auto"/>
-        <w:ind w:firstLine="210" w:firstLineChars="100"/>
-        <w:rPr>
-          <w:rFonts w:hint="eastAsia" w:ascii="华文仿宋" w:hAnsi="华文仿宋" w:eastAsia="华文仿宋" w:cs="华文仿宋"/>
-          <w:sz w:val="21"/>
-          <w:lang w:val="en-US" w:eastAsia="zh-CN"/>
-        </w:rPr>
-      </w:pPr>
-      <w:r>
-        <w:rPr>
-          <w:rFonts w:hint="eastAsia" w:ascii="华文仿宋" w:hAnsi="华文仿宋" w:eastAsia="华文仿宋" w:cs="华文仿宋"/>
-          <w:sz w:val="21"/>
-          <w:lang w:val="en-US" w:eastAsia="en-US"/>
-        </w:rPr>
-        <w:t>弹窗与反馈</w:t>
-      </w:r>
-    </w:p>
-    <w:p>
-      <w:pPr>
-        <w:pStyle w:val="5"/>
-        <w:spacing w:before="160" w:after="80" w:line="360" w:lineRule="auto"/>
-        <w:rPr>
-          <w:rFonts w:hint="eastAsia" w:ascii="华文仿宋" w:hAnsi="华文仿宋" w:eastAsia="华文仿宋" w:cs="华文仿宋"/>
-        </w:rPr>
-      </w:pPr>
-      <w:r>
-        <w:rPr>
-          <w:rFonts w:hint="eastAsia" w:ascii="华文仿宋" w:hAnsi="华文仿宋" w:eastAsia="华文仿宋" w:cs="华文仿宋"/>
-          <w:b/>
-          <w:color w:val="1F4D78"/>
-          <w:sz w:val="24"/>
-        </w:rPr>
-        <w:t>操作流程</w:t>
-      </w:r>
-    </w:p>
-    <w:p>
-      <w:pPr>
-        <w:pStyle w:val="16"/>
-        <w:numPr>
-          <w:ilvl w:val="0"/>
-          <w:numId w:val="7"/>
-        </w:numPr>
-        <w:spacing w:after="80" w:line="360" w:lineRule="auto"/>
-        <w:ind w:left="0" w:leftChars="0" w:firstLine="420" w:firstLineChars="200"/>
-        <w:rPr>
-          <w:rFonts w:hint="eastAsia" w:ascii="华文仿宋" w:hAnsi="华文仿宋" w:eastAsia="华文仿宋" w:cs="华文仿宋"/>
-          <w:sz w:val="21"/>
-        </w:rPr>
-      </w:pPr>
-      <w:r>
-        <w:rPr>
-          <w:rFonts w:hint="eastAsia" w:ascii="华文仿宋" w:hAnsi="华文仿宋" w:eastAsia="华文仿宋" w:cs="华文仿宋"/>
-          <w:sz w:val="21"/>
-        </w:rPr>
-        <w:t>项目管理人员进入页面，系统加载</w:t>
-      </w:r>
-      <w:r>
-        <w:rPr>
-          <w:rFonts w:hint="eastAsia" w:ascii="华文仿宋" w:hAnsi="华文仿宋" w:eastAsia="华文仿宋" w:cs="华文仿宋"/>
-          <w:sz w:val="21"/>
-          <w:lang w:val="en-US" w:eastAsia="zh-CN"/>
-        </w:rPr>
-        <w:t>数据</w:t>
-      </w:r>
-      <w:r>
-        <w:rPr>
-          <w:rFonts w:hint="eastAsia" w:ascii="华文仿宋" w:hAnsi="华文仿宋" w:eastAsia="华文仿宋" w:cs="华文仿宋"/>
-          <w:sz w:val="21"/>
-        </w:rPr>
-        <w:t>；如加载失败，</w:t>
-      </w:r>
-      <w:r>
-        <w:rPr>
-          <w:rFonts w:hint="eastAsia" w:ascii="华文仿宋" w:hAnsi="华文仿宋" w:eastAsia="华文仿宋" w:cs="华文仿宋"/>
-          <w:sz w:val="21"/>
-          <w:lang w:val="en-US" w:eastAsia="zh-CN"/>
-        </w:rPr>
-        <w:t>需要提示用户数据加载失败，并支持重新加载操作。</w:t>
-      </w:r>
-    </w:p>
-    <w:p>
-      <w:pPr>
-        <w:pStyle w:val="16"/>
-        <w:numPr>
-          <w:ilvl w:val="0"/>
-          <w:numId w:val="7"/>
-        </w:numPr>
-        <w:spacing w:after="80" w:line="360" w:lineRule="auto"/>
-        <w:ind w:left="0" w:leftChars="0" w:firstLine="420" w:firstLineChars="200"/>
-        <w:rPr>
-          <w:rFonts w:hint="eastAsia" w:ascii="华文仿宋" w:hAnsi="华文仿宋" w:eastAsia="华文仿宋" w:cs="华文仿宋"/>
-          <w:sz w:val="21"/>
-        </w:rPr>
-      </w:pPr>
-      <w:r>
-        <w:rPr>
-          <w:rFonts w:hint="eastAsia" w:ascii="华文仿宋" w:hAnsi="华文仿宋" w:eastAsia="华文仿宋" w:cs="华文仿宋"/>
-          <w:sz w:val="21"/>
-        </w:rPr>
-        <w:t>页面初始化 48 项 MSF11-20 材料</w:t>
-      </w:r>
-      <w:r>
-        <w:rPr>
-          <w:rFonts w:hint="eastAsia" w:ascii="华文仿宋" w:hAnsi="华文仿宋" w:eastAsia="华文仿宋" w:cs="华文仿宋"/>
-          <w:sz w:val="21"/>
-          <w:lang w:eastAsia="zh-CN"/>
-        </w:rPr>
-        <w:t>。</w:t>
-      </w:r>
-    </w:p>
-    <w:p>
-      <w:pPr>
-        <w:pStyle w:val="16"/>
-        <w:numPr>
-          <w:ilvl w:val="0"/>
-          <w:numId w:val="7"/>
-        </w:numPr>
-        <w:spacing w:after="80" w:line="360" w:lineRule="auto"/>
-        <w:ind w:left="0" w:leftChars="0" w:firstLine="420" w:firstLineChars="200"/>
-        <w:rPr>
-          <w:rFonts w:hint="eastAsia" w:ascii="华文仿宋" w:hAnsi="华文仿宋" w:eastAsia="华文仿宋" w:cs="华文仿宋"/>
-          <w:sz w:val="21"/>
-        </w:rPr>
-      </w:pPr>
-      <w:r>
-        <w:rPr>
-          <w:rFonts w:hint="eastAsia" w:ascii="华文仿宋" w:hAnsi="华文仿宋" w:eastAsia="华文仿宋" w:cs="华文仿宋"/>
-          <w:sz w:val="21"/>
-        </w:rPr>
-        <w:t>用户查看顶部统计和右侧控制台，判断当前是否存在缺失材料。</w:t>
-      </w:r>
-    </w:p>
-    <w:p>
-      <w:pPr>
-        <w:pStyle w:val="16"/>
-        <w:numPr>
-          <w:ilvl w:val="0"/>
-          <w:numId w:val="7"/>
-        </w:numPr>
-        <w:spacing w:after="80" w:line="360" w:lineRule="auto"/>
-        <w:ind w:left="0" w:leftChars="0" w:firstLine="420" w:firstLineChars="200"/>
-        <w:rPr>
-          <w:rFonts w:hint="eastAsia" w:ascii="华文仿宋" w:hAnsi="华文仿宋" w:eastAsia="华文仿宋" w:cs="华文仿宋"/>
-          <w:sz w:val="21"/>
-        </w:rPr>
-      </w:pPr>
-      <w:r>
-        <w:rPr>
-          <w:rFonts w:hint="eastAsia" w:ascii="华文仿宋" w:hAnsi="华文仿宋" w:eastAsia="华文仿宋" w:cs="华文仿宋"/>
-          <w:sz w:val="21"/>
-        </w:rPr>
-        <w:t>用户可通过筛选、搜索或“定位缺失材料”找到待补材料项。</w:t>
-      </w:r>
-    </w:p>
-    <w:p>
-      <w:pPr>
-        <w:pStyle w:val="16"/>
-        <w:numPr>
-          <w:ilvl w:val="0"/>
-          <w:numId w:val="7"/>
-        </w:numPr>
-        <w:spacing w:after="80" w:line="360" w:lineRule="auto"/>
-        <w:ind w:left="0" w:leftChars="0" w:firstLine="420" w:firstLineChars="200"/>
-        <w:rPr>
-          <w:rFonts w:hint="eastAsia" w:ascii="华文仿宋" w:hAnsi="华文仿宋" w:eastAsia="华文仿宋" w:cs="华文仿宋"/>
-          <w:sz w:val="21"/>
-        </w:rPr>
-      </w:pPr>
-      <w:r>
-        <w:rPr>
-          <w:rFonts w:hint="eastAsia" w:ascii="华文仿宋" w:hAnsi="华文仿宋" w:eastAsia="华文仿宋" w:cs="华文仿宋"/>
-          <w:sz w:val="21"/>
-        </w:rPr>
-        <w:t>对缺失材料执行补充：</w:t>
-      </w:r>
-    </w:p>
-    <w:p>
-      <w:pPr>
-        <w:pStyle w:val="16"/>
-        <w:numPr>
-          <w:ilvl w:val="0"/>
-          <w:numId w:val="7"/>
-        </w:numPr>
-        <w:spacing w:after="80" w:line="360" w:lineRule="auto"/>
-        <w:ind w:left="0" w:leftChars="0" w:firstLine="420" w:firstLineChars="200"/>
-        <w:rPr>
-          <w:rFonts w:hint="eastAsia" w:ascii="华文仿宋" w:hAnsi="华文仿宋" w:eastAsia="华文仿宋" w:cs="华文仿宋"/>
-          <w:sz w:val="21"/>
-        </w:rPr>
-      </w:pPr>
-      <w:r>
-        <w:rPr>
-          <w:rFonts w:hint="eastAsia" w:ascii="华文仿宋" w:hAnsi="华文仿宋" w:eastAsia="华文仿宋" w:cs="华文仿宋"/>
-          <w:sz w:val="21"/>
-          <w:lang w:val="en-US" w:eastAsia="zh-CN"/>
-        </w:rPr>
-        <w:t>①</w:t>
-      </w:r>
-      <w:r>
-        <w:rPr>
-          <w:rFonts w:hint="eastAsia" w:ascii="华文仿宋" w:hAnsi="华文仿宋" w:eastAsia="华文仿宋" w:cs="华文仿宋"/>
-          <w:sz w:val="21"/>
-        </w:rPr>
-        <w:t>本地上传：选择文件，勾选覆盖体系，确认补充。</w:t>
-      </w:r>
-    </w:p>
-    <w:p>
-      <w:pPr>
-        <w:pStyle w:val="16"/>
-        <w:numPr>
-          <w:ilvl w:val="0"/>
-          <w:numId w:val="7"/>
-        </w:numPr>
-        <w:spacing w:after="80" w:line="360" w:lineRule="auto"/>
-        <w:ind w:left="0" w:leftChars="0" w:firstLine="420" w:firstLineChars="200"/>
-        <w:rPr>
-          <w:rFonts w:hint="eastAsia" w:ascii="华文仿宋" w:hAnsi="华文仿宋" w:eastAsia="华文仿宋" w:cs="华文仿宋"/>
-          <w:sz w:val="21"/>
-        </w:rPr>
-      </w:pPr>
-      <w:r>
-        <w:rPr>
-          <w:rFonts w:hint="eastAsia" w:ascii="华文仿宋" w:hAnsi="华文仿宋" w:eastAsia="华文仿宋" w:cs="华文仿宋"/>
-          <w:sz w:val="21"/>
-          <w:lang w:val="en-US" w:eastAsia="zh-CN"/>
-        </w:rPr>
-        <w:t>②</w:t>
-      </w:r>
-      <w:r>
-        <w:rPr>
-          <w:rFonts w:hint="eastAsia" w:ascii="华文仿宋" w:hAnsi="华文仿宋" w:eastAsia="华文仿宋" w:cs="华文仿宋"/>
-          <w:sz w:val="21"/>
-        </w:rPr>
-        <w:t>资料库选择：打开资料库，筛选并勾选历史资料，确认关联。</w:t>
-      </w:r>
-    </w:p>
-    <w:p>
-      <w:pPr>
-        <w:pStyle w:val="16"/>
-        <w:numPr>
-          <w:ilvl w:val="0"/>
-          <w:numId w:val="7"/>
-        </w:numPr>
-        <w:spacing w:after="80" w:line="360" w:lineRule="auto"/>
-        <w:ind w:left="0" w:leftChars="0" w:firstLine="420" w:firstLineChars="200"/>
-        <w:rPr>
-          <w:rFonts w:hint="eastAsia" w:ascii="华文仿宋" w:hAnsi="华文仿宋" w:eastAsia="华文仿宋" w:cs="华文仿宋"/>
-          <w:sz w:val="21"/>
-        </w:rPr>
-      </w:pPr>
-      <w:r>
-        <w:rPr>
-          <w:rFonts w:hint="eastAsia" w:ascii="华文仿宋" w:hAnsi="华文仿宋" w:eastAsia="华文仿宋" w:cs="华文仿宋"/>
-          <w:sz w:val="21"/>
-        </w:rPr>
-        <w:t>系统重新计算每个材料项的覆盖范围和整体完整性。</w:t>
-      </w:r>
-    </w:p>
-    <w:p>
-      <w:pPr>
-        <w:pStyle w:val="16"/>
-        <w:numPr>
-          <w:ilvl w:val="0"/>
-          <w:numId w:val="7"/>
-        </w:numPr>
-        <w:spacing w:after="80" w:line="360" w:lineRule="auto"/>
-        <w:ind w:left="0" w:leftChars="0" w:firstLine="420" w:firstLineChars="200"/>
-        <w:rPr>
-          <w:rFonts w:hint="eastAsia" w:ascii="华文仿宋" w:hAnsi="华文仿宋" w:eastAsia="华文仿宋" w:cs="华文仿宋"/>
-          <w:sz w:val="21"/>
-        </w:rPr>
-      </w:pPr>
-      <w:r>
-        <w:rPr>
-          <w:rFonts w:hint="eastAsia" w:ascii="华文仿宋" w:hAnsi="华文仿宋" w:eastAsia="华文仿宋" w:cs="华文仿宋"/>
-          <w:sz w:val="21"/>
-        </w:rPr>
-        <w:t>如果仍有缺失，主按钮保持禁用，并在右侧说明缺失数量。</w:t>
-      </w:r>
-    </w:p>
-    <w:p>
-      <w:pPr>
-        <w:pStyle w:val="16"/>
-        <w:numPr>
-          <w:ilvl w:val="0"/>
-          <w:numId w:val="7"/>
-        </w:numPr>
-        <w:spacing w:after="80" w:line="360" w:lineRule="auto"/>
-        <w:ind w:left="0" w:leftChars="0" w:firstLine="420" w:firstLineChars="200"/>
-        <w:rPr>
-          <w:rFonts w:hint="eastAsia" w:ascii="华文仿宋" w:hAnsi="华文仿宋" w:eastAsia="华文仿宋" w:cs="华文仿宋"/>
-          <w:sz w:val="21"/>
-        </w:rPr>
-      </w:pPr>
-      <w:r>
-        <w:rPr>
-          <w:rFonts w:hint="eastAsia" w:ascii="华文仿宋" w:hAnsi="华文仿宋" w:eastAsia="华文仿宋" w:cs="华文仿宋"/>
-          <w:sz w:val="21"/>
-        </w:rPr>
-        <w:t>当所有材料项达到“已齐全”，主按钮“提交初次评定”启用。</w:t>
-      </w:r>
-    </w:p>
-    <w:p>
-      <w:pPr>
-        <w:pStyle w:val="16"/>
-        <w:numPr>
-          <w:ilvl w:val="0"/>
-          <w:numId w:val="7"/>
-        </w:numPr>
-        <w:spacing w:after="80" w:line="360" w:lineRule="auto"/>
-        <w:ind w:left="0" w:leftChars="0" w:firstLine="420" w:firstLineChars="200"/>
-        <w:rPr>
-          <w:rFonts w:hint="eastAsia" w:ascii="华文仿宋" w:hAnsi="华文仿宋" w:eastAsia="华文仿宋" w:cs="华文仿宋"/>
-          <w:sz w:val="21"/>
-        </w:rPr>
-      </w:pPr>
-      <w:r>
-        <w:rPr>
-          <w:rFonts w:hint="eastAsia" w:ascii="华文仿宋" w:hAnsi="华文仿宋" w:eastAsia="华文仿宋" w:cs="华文仿宋"/>
-          <w:sz w:val="21"/>
-        </w:rPr>
-        <w:t>用户点击提交，出现“提交初次评定确认”弹窗。</w:t>
-      </w:r>
-    </w:p>
-    <w:p>
-      <w:pPr>
-        <w:pStyle w:val="16"/>
-        <w:numPr>
-          <w:ilvl w:val="0"/>
-          <w:numId w:val="7"/>
-        </w:numPr>
-        <w:spacing w:after="80" w:line="360" w:lineRule="auto"/>
-        <w:ind w:left="0" w:leftChars="0" w:firstLine="420" w:firstLineChars="200"/>
-        <w:rPr>
-          <w:rFonts w:hint="eastAsia" w:ascii="华文仿宋" w:hAnsi="华文仿宋" w:eastAsia="华文仿宋" w:cs="华文仿宋"/>
-        </w:rPr>
-      </w:pPr>
-      <w:r>
-        <w:rPr>
-          <w:rFonts w:hint="eastAsia" w:ascii="华文仿宋" w:hAnsi="华文仿宋" w:eastAsia="华文仿宋" w:cs="华文仿宋"/>
-          <w:sz w:val="21"/>
-        </w:rPr>
-        <w:t>确认后页面模拟提交成功，按钮变为“已提交初次评定”，并禁用。</w:t>
-      </w:r>
-    </w:p>
-    <w:p>
-      <w:pPr>
-        <w:pStyle w:val="5"/>
-        <w:spacing w:before="160" w:after="80" w:line="360" w:lineRule="auto"/>
-        <w:rPr>
-          <w:rFonts w:hint="eastAsia" w:ascii="华文仿宋" w:hAnsi="华文仿宋" w:eastAsia="华文仿宋" w:cs="华文仿宋"/>
-        </w:rPr>
-      </w:pPr>
-      <w:r>
-        <w:rPr>
-          <w:rFonts w:hint="eastAsia" w:ascii="华文仿宋" w:hAnsi="华文仿宋" w:eastAsia="华文仿宋" w:cs="华文仿宋"/>
-          <w:b/>
-          <w:color w:val="1F4D78"/>
-          <w:sz w:val="24"/>
-        </w:rPr>
-        <w:t>校验、状态与权限</w:t>
-      </w:r>
-    </w:p>
-    <w:p>
-      <w:pPr>
-        <w:pStyle w:val="16"/>
-        <w:spacing w:after="80" w:line="360" w:lineRule="auto"/>
-        <w:ind w:left="720" w:hanging="360"/>
-        <w:rPr>
-          <w:rFonts w:hint="eastAsia" w:ascii="华文仿宋" w:hAnsi="华文仿宋" w:eastAsia="华文仿宋" w:cs="华文仿宋"/>
-        </w:rPr>
-      </w:pPr>
-      <w:r>
-        <w:rPr>
-          <w:rFonts w:hint="eastAsia" w:ascii="华文仿宋" w:hAnsi="华文仿宋" w:eastAsia="华文仿宋" w:cs="华文仿宋"/>
-          <w:sz w:val="21"/>
-        </w:rPr>
-        <w:t>筛选不应删除材料清单，只改变当前展示范围。</w:t>
-      </w:r>
-    </w:p>
-    <w:p>
-      <w:pPr>
-        <w:pStyle w:val="16"/>
-        <w:spacing w:after="80" w:line="360" w:lineRule="auto"/>
-        <w:ind w:left="720" w:hanging="360"/>
-        <w:rPr>
-          <w:rFonts w:hint="eastAsia" w:ascii="华文仿宋" w:hAnsi="华文仿宋" w:eastAsia="华文仿宋" w:cs="华文仿宋"/>
-        </w:rPr>
-      </w:pPr>
-      <w:r>
-        <w:rPr>
-          <w:rFonts w:hint="eastAsia" w:ascii="华文仿宋" w:hAnsi="华文仿宋" w:eastAsia="华文仿宋" w:cs="华文仿宋"/>
-          <w:sz w:val="21"/>
-        </w:rPr>
-        <w:t>无文件材料必须显示缺失/未上传，不得从列表中移除。</w:t>
-      </w:r>
-    </w:p>
-    <w:p>
-      <w:pPr>
-        <w:pStyle w:val="16"/>
-        <w:spacing w:after="80" w:line="360" w:lineRule="auto"/>
-        <w:ind w:left="720" w:hanging="360"/>
-        <w:rPr>
-          <w:rFonts w:hint="eastAsia" w:ascii="华文仿宋" w:hAnsi="华文仿宋" w:eastAsia="华文仿宋" w:cs="华文仿宋"/>
-        </w:rPr>
-      </w:pPr>
-      <w:r>
-        <w:rPr>
-          <w:rFonts w:hint="eastAsia" w:ascii="华文仿宋" w:hAnsi="华文仿宋" w:eastAsia="华文仿宋" w:cs="华文仿宋"/>
-          <w:sz w:val="21"/>
-        </w:rPr>
-        <w:t>已完结状态下材料清单只读，保留预览能力。</w:t>
-      </w:r>
-    </w:p>
-    <w:p>
-      <w:pPr>
-        <w:pStyle w:val="16"/>
-        <w:spacing w:after="80" w:line="360" w:lineRule="auto"/>
-        <w:ind w:left="720" w:hanging="360"/>
-        <w:rPr>
-          <w:rFonts w:hint="eastAsia" w:ascii="华文仿宋" w:hAnsi="华文仿宋" w:eastAsia="华文仿宋" w:cs="华文仿宋"/>
-          <w:sz w:val="21"/>
-        </w:rPr>
-      </w:pPr>
-      <w:r>
-        <w:rPr>
-          <w:rFonts w:hint="eastAsia" w:ascii="华文仿宋" w:hAnsi="华文仿宋" w:eastAsia="华文仿宋" w:cs="华文仿宋"/>
-          <w:sz w:val="21"/>
-        </w:rPr>
-        <w:t>认证决定退回补正时，只允许编辑需补正材料或仍可按权限补充其他材料，具体范围由业务配置控制。</w:t>
-      </w:r>
+        <w:rPr>
+          <w:rFonts w:hint="eastAsia" w:ascii="华文仿宋" w:hAnsi="华文仿宋" w:eastAsia="华文仿宋" w:cs="华文仿宋"/>
+          <w:sz w:val="21"/>
+        </w:rPr>
+      </w:pPr>
     </w:p>
     <w:p>
       <w:pPr>
@@ -4858,18 +5742,20 @@
         <w:spacing w:after="80" w:line="360" w:lineRule="auto"/>
         <w:ind w:left="360" w:leftChars="0"/>
         <w:rPr>
-          <w:rFonts w:hint="default" w:ascii="华文仿宋" w:hAnsi="华文仿宋" w:eastAsia="华文仿宋" w:cs="华文仿宋"/>
-          <w:sz w:val="21"/>
-          <w:lang w:val="en-US" w:eastAsia="zh-CN"/>
-        </w:rPr>
-      </w:pPr>
-      <w:r>
-        <w:rPr>
-          <w:rFonts w:hint="eastAsia" w:ascii="华文仿宋" w:hAnsi="华文仿宋" w:eastAsia="华文仿宋" w:cs="华文仿宋"/>
-          <w:sz w:val="21"/>
-          <w:lang w:val="en-US" w:eastAsia="zh-CN"/>
-        </w:rPr>
-        <w:t>归档材料</w:t>
+          <w:rFonts w:hint="eastAsia" w:ascii="华文仿宋" w:hAnsi="华文仿宋" w:eastAsia="华文仿宋" w:cs="华文仿宋"/>
+          <w:b/>
+          <w:bCs/>
+          <w:sz w:val="21"/>
+        </w:rPr>
+      </w:pPr>
+      <w:r>
+        <w:rPr>
+          <w:rFonts w:hint="eastAsia" w:ascii="华文仿宋" w:hAnsi="华文仿宋" w:eastAsia="华文仿宋" w:cs="华文仿宋"/>
+          <w:b/>
+          <w:bCs/>
+          <w:sz w:val="21"/>
+        </w:rPr>
+        <w:t>校验规则</w:t>
       </w:r>
     </w:p>
     <w:p>
@@ -4886,6 +5772,675 @@
           <w:sz w:val="21"/>
         </w:rPr>
       </w:pPr>
+      <w:r>
+        <w:rPr>
+          <w:rFonts w:hint="eastAsia" w:ascii="华文仿宋" w:hAnsi="华文仿宋" w:eastAsia="华文仿宋" w:cs="华文仿宋"/>
+          <w:sz w:val="21"/>
+        </w:rPr>
+        <w:t>当前页面主要校验如下：</w:t>
+      </w:r>
+    </w:p>
+    <w:p>
+      <w:pPr>
+        <w:pStyle w:val="16"/>
+        <w:numPr>
+          <w:ilvl w:val="0"/>
+          <w:numId w:val="8"/>
+        </w:numPr>
+        <w:spacing w:after="80" w:line="360" w:lineRule="auto"/>
+        <w:ind w:left="0" w:leftChars="0" w:firstLine="420" w:firstLineChars="200"/>
+        <w:rPr>
+          <w:rFonts w:hint="eastAsia" w:ascii="华文仿宋" w:hAnsi="华文仿宋" w:eastAsia="华文仿宋" w:cs="华文仿宋"/>
+          <w:sz w:val="21"/>
+        </w:rPr>
+      </w:pPr>
+      <w:r>
+        <w:rPr>
+          <w:rFonts w:hint="eastAsia" w:ascii="华文仿宋" w:hAnsi="华文仿宋" w:eastAsia="华文仿宋" w:cs="华文仿宋"/>
+          <w:sz w:val="21"/>
+        </w:rPr>
+        <w:t>材料完整性校验</w:t>
+      </w:r>
+    </w:p>
+    <w:p>
+      <w:pPr>
+        <w:pStyle w:val="16"/>
+        <w:spacing w:after="80" w:line="360" w:lineRule="auto"/>
+        <w:ind w:left="720" w:hanging="360"/>
+        <w:rPr>
+          <w:rFonts w:hint="eastAsia" w:ascii="华文仿宋" w:hAnsi="华文仿宋" w:eastAsia="华文仿宋" w:cs="华文仿宋"/>
+          <w:sz w:val="21"/>
+        </w:rPr>
+      </w:pPr>
+      <w:r>
+        <w:rPr>
+          <w:rFonts w:hint="eastAsia" w:ascii="华文仿宋" w:hAnsi="华文仿宋" w:eastAsia="华文仿宋" w:cs="华文仿宋"/>
+          <w:sz w:val="21"/>
+        </w:rPr>
+        <w:t>每个材料项根据适用体系计算覆盖情况。只要材料项适用体系全部被文件覆盖，状态为“已齐全”；部分覆盖为“部分覆盖”；无文件或未完全覆盖为缺失。</w:t>
+      </w:r>
+    </w:p>
+    <w:p>
+      <w:pPr>
+        <w:pStyle w:val="16"/>
+        <w:numPr>
+          <w:ilvl w:val="0"/>
+          <w:numId w:val="8"/>
+        </w:numPr>
+        <w:spacing w:after="80" w:line="360" w:lineRule="auto"/>
+        <w:ind w:left="0" w:leftChars="0" w:firstLine="420" w:firstLineChars="200"/>
+        <w:rPr>
+          <w:rFonts w:hint="eastAsia" w:ascii="华文仿宋" w:hAnsi="华文仿宋" w:eastAsia="华文仿宋" w:cs="华文仿宋"/>
+          <w:sz w:val="21"/>
+        </w:rPr>
+      </w:pPr>
+      <w:r>
+        <w:rPr>
+          <w:rFonts w:hint="eastAsia" w:ascii="华文仿宋" w:hAnsi="华文仿宋" w:eastAsia="华文仿宋" w:cs="华文仿宋"/>
+          <w:sz w:val="21"/>
+        </w:rPr>
+        <w:t>体系完整性校验</w:t>
+      </w:r>
+    </w:p>
+    <w:p>
+      <w:pPr>
+        <w:pStyle w:val="16"/>
+        <w:spacing w:after="80" w:line="360" w:lineRule="auto"/>
+        <w:ind w:left="720" w:hanging="360"/>
+        <w:rPr>
+          <w:rFonts w:hint="eastAsia" w:ascii="华文仿宋" w:hAnsi="华文仿宋" w:eastAsia="华文仿宋" w:cs="华文仿宋"/>
+          <w:sz w:val="21"/>
+        </w:rPr>
+      </w:pPr>
+      <w:r>
+        <w:rPr>
+          <w:rFonts w:hint="eastAsia" w:ascii="华文仿宋" w:hAnsi="华文仿宋" w:eastAsia="华文仿宋" w:cs="华文仿宋"/>
+          <w:sz w:val="21"/>
+        </w:rPr>
+        <w:t xml:space="preserve">对 </w:t>
+      </w:r>
+      <w:r>
+        <w:rPr>
+          <w:rFonts w:hint="eastAsia" w:ascii="华文仿宋" w:hAnsi="华文仿宋" w:eastAsia="华文仿宋" w:cs="华文仿宋"/>
+          <w:sz w:val="21"/>
+          <w:lang w:val="en-US" w:eastAsia="zh-CN"/>
+        </w:rPr>
+        <w:t>体系</w:t>
+      </w:r>
+      <w:r>
+        <w:rPr>
+          <w:rFonts w:hint="eastAsia" w:ascii="华文仿宋" w:hAnsi="华文仿宋" w:eastAsia="华文仿宋" w:cs="华文仿宋"/>
+          <w:sz w:val="21"/>
+        </w:rPr>
+        <w:t>分别统计该体系涉及的材料项数量、已完成数量、缺失数量和完成率。</w:t>
+      </w:r>
+    </w:p>
+    <w:p>
+      <w:pPr>
+        <w:pStyle w:val="16"/>
+        <w:numPr>
+          <w:ilvl w:val="0"/>
+          <w:numId w:val="8"/>
+        </w:numPr>
+        <w:spacing w:after="80" w:line="360" w:lineRule="auto"/>
+        <w:ind w:left="0" w:leftChars="0" w:firstLine="420" w:firstLineChars="200"/>
+        <w:rPr>
+          <w:rFonts w:hint="eastAsia" w:ascii="华文仿宋" w:hAnsi="华文仿宋" w:eastAsia="华文仿宋" w:cs="华文仿宋"/>
+          <w:sz w:val="21"/>
+        </w:rPr>
+      </w:pPr>
+      <w:r>
+        <w:rPr>
+          <w:rFonts w:hint="eastAsia" w:ascii="华文仿宋" w:hAnsi="华文仿宋" w:eastAsia="华文仿宋" w:cs="华文仿宋"/>
+          <w:sz w:val="21"/>
+        </w:rPr>
+        <w:t>提交按钮校验</w:t>
+      </w:r>
+    </w:p>
+    <w:p>
+      <w:pPr>
+        <w:pStyle w:val="16"/>
+        <w:spacing w:after="80" w:line="360" w:lineRule="auto"/>
+        <w:ind w:left="720" w:hanging="360"/>
+        <w:rPr>
+          <w:rFonts w:hint="eastAsia" w:ascii="华文仿宋" w:hAnsi="华文仿宋" w:eastAsia="华文仿宋" w:cs="华文仿宋"/>
+          <w:sz w:val="21"/>
+        </w:rPr>
+      </w:pPr>
+      <w:r>
+        <w:rPr>
+          <w:rFonts w:hint="eastAsia" w:ascii="华文仿宋" w:hAnsi="华文仿宋" w:eastAsia="华文仿宋" w:cs="华文仿宋"/>
+          <w:sz w:val="21"/>
+        </w:rPr>
+        <w:t>当 missing === 0 时，按钮启用；否则禁用。页面提示“仍有 X 项必备归档材料未补齐”。</w:t>
+      </w:r>
+    </w:p>
+    <w:p>
+      <w:pPr>
+        <w:pStyle w:val="16"/>
+        <w:numPr>
+          <w:ilvl w:val="0"/>
+          <w:numId w:val="8"/>
+        </w:numPr>
+        <w:spacing w:after="80" w:line="360" w:lineRule="auto"/>
+        <w:ind w:left="0" w:leftChars="0" w:firstLine="420" w:firstLineChars="200"/>
+        <w:rPr>
+          <w:rFonts w:hint="eastAsia" w:ascii="华文仿宋" w:hAnsi="华文仿宋" w:eastAsia="华文仿宋" w:cs="华文仿宋"/>
+          <w:sz w:val="21"/>
+        </w:rPr>
+      </w:pPr>
+      <w:r>
+        <w:rPr>
+          <w:rFonts w:hint="eastAsia" w:ascii="华文仿宋" w:hAnsi="华文仿宋" w:eastAsia="华文仿宋" w:cs="华文仿宋"/>
+          <w:sz w:val="21"/>
+        </w:rPr>
+        <w:t>上传校验</w:t>
+      </w:r>
+    </w:p>
+    <w:p>
+      <w:pPr>
+        <w:pStyle w:val="16"/>
+        <w:spacing w:after="80" w:line="360" w:lineRule="auto"/>
+        <w:ind w:left="720" w:hanging="360"/>
+        <w:rPr>
+          <w:rFonts w:hint="eastAsia" w:ascii="华文仿宋" w:hAnsi="华文仿宋" w:eastAsia="华文仿宋" w:cs="华文仿宋"/>
+          <w:sz w:val="21"/>
+        </w:rPr>
+      </w:pPr>
+      <w:r>
+        <w:rPr>
+          <w:rFonts w:hint="eastAsia" w:ascii="华文仿宋" w:hAnsi="华文仿宋" w:eastAsia="华文仿宋" w:cs="华文仿宋"/>
+          <w:sz w:val="21"/>
+        </w:rPr>
+        <w:t>本地上传确认时校验：</w:t>
+      </w:r>
+    </w:p>
+    <w:p>
+      <w:pPr>
+        <w:pStyle w:val="16"/>
+        <w:spacing w:after="80" w:line="360" w:lineRule="auto"/>
+        <w:ind w:left="720" w:hanging="360"/>
+        <w:rPr>
+          <w:rFonts w:hint="eastAsia" w:ascii="华文仿宋" w:hAnsi="华文仿宋" w:eastAsia="华文仿宋" w:cs="华文仿宋"/>
+          <w:sz w:val="21"/>
+        </w:rPr>
+      </w:pPr>
+      <w:r>
+        <w:rPr>
+          <w:rFonts w:hint="eastAsia" w:ascii="华文仿宋" w:hAnsi="华文仿宋" w:eastAsia="华文仿宋" w:cs="华文仿宋"/>
+          <w:sz w:val="21"/>
+        </w:rPr>
+        <w:t>必须先选择具体材料。</w:t>
+      </w:r>
+    </w:p>
+    <w:p>
+      <w:pPr>
+        <w:pStyle w:val="16"/>
+        <w:spacing w:after="80" w:line="360" w:lineRule="auto"/>
+        <w:ind w:left="720" w:hanging="360"/>
+        <w:rPr>
+          <w:rFonts w:hint="eastAsia" w:ascii="华文仿宋" w:hAnsi="华文仿宋" w:eastAsia="华文仿宋" w:cs="华文仿宋"/>
+          <w:sz w:val="21"/>
+        </w:rPr>
+      </w:pPr>
+      <w:r>
+        <w:rPr>
+          <w:rFonts w:hint="eastAsia" w:ascii="华文仿宋" w:hAnsi="华文仿宋" w:eastAsia="华文仿宋" w:cs="华文仿宋"/>
+          <w:sz w:val="21"/>
+        </w:rPr>
+        <w:t>必须至少选择一个覆盖体系。</w:t>
+      </w:r>
+    </w:p>
+    <w:p>
+      <w:pPr>
+        <w:pStyle w:val="16"/>
+        <w:spacing w:after="80" w:line="360" w:lineRule="auto"/>
+        <w:ind w:left="720" w:hanging="360"/>
+        <w:rPr>
+          <w:rFonts w:hint="eastAsia" w:ascii="华文仿宋" w:hAnsi="华文仿宋" w:eastAsia="华文仿宋" w:cs="华文仿宋"/>
+          <w:sz w:val="21"/>
+        </w:rPr>
+      </w:pPr>
+      <w:r>
+        <w:rPr>
+          <w:rFonts w:hint="eastAsia" w:ascii="华文仿宋" w:hAnsi="华文仿宋" w:eastAsia="华文仿宋" w:cs="华文仿宋"/>
+          <w:sz w:val="21"/>
+        </w:rPr>
+        <w:t>必须已选择文件。</w:t>
+      </w:r>
+    </w:p>
+    <w:p>
+      <w:pPr>
+        <w:pStyle w:val="16"/>
+        <w:numPr>
+          <w:ilvl w:val="0"/>
+          <w:numId w:val="8"/>
+        </w:numPr>
+        <w:spacing w:after="80" w:line="360" w:lineRule="auto"/>
+        <w:ind w:left="0" w:leftChars="0" w:firstLine="420" w:firstLineChars="200"/>
+        <w:rPr>
+          <w:rFonts w:hint="eastAsia" w:ascii="华文仿宋" w:hAnsi="华文仿宋" w:eastAsia="华文仿宋" w:cs="华文仿宋"/>
+          <w:sz w:val="21"/>
+        </w:rPr>
+      </w:pPr>
+      <w:r>
+        <w:rPr>
+          <w:rFonts w:hint="eastAsia" w:ascii="华文仿宋" w:hAnsi="华文仿宋" w:eastAsia="华文仿宋" w:cs="华文仿宋"/>
+          <w:sz w:val="21"/>
+        </w:rPr>
+        <w:t>资料库选择校验</w:t>
+      </w:r>
+    </w:p>
+    <w:p>
+      <w:pPr>
+        <w:pStyle w:val="16"/>
+        <w:spacing w:after="80" w:line="360" w:lineRule="auto"/>
+        <w:ind w:left="720" w:hanging="360"/>
+        <w:rPr>
+          <w:rFonts w:hint="eastAsia" w:ascii="华文仿宋" w:hAnsi="华文仿宋" w:eastAsia="华文仿宋" w:cs="华文仿宋"/>
+          <w:sz w:val="21"/>
+        </w:rPr>
+      </w:pPr>
+      <w:r>
+        <w:rPr>
+          <w:rFonts w:hint="eastAsia" w:ascii="华文仿宋" w:hAnsi="华文仿宋" w:eastAsia="华文仿宋" w:cs="华文仿宋"/>
+          <w:sz w:val="21"/>
+        </w:rPr>
+        <w:t>资料库确认按钮在未选择资料时禁用；如直接触发选择逻辑，也会提示“请先选择资料库文件”。</w:t>
+      </w:r>
+    </w:p>
+    <w:p>
+      <w:pPr>
+        <w:pStyle w:val="16"/>
+        <w:numPr>
+          <w:ilvl w:val="0"/>
+          <w:numId w:val="8"/>
+        </w:numPr>
+        <w:spacing w:after="80" w:line="360" w:lineRule="auto"/>
+        <w:ind w:left="0" w:leftChars="0" w:firstLine="420" w:firstLineChars="200"/>
+        <w:rPr>
+          <w:rFonts w:hint="eastAsia" w:ascii="华文仿宋" w:hAnsi="华文仿宋" w:eastAsia="华文仿宋" w:cs="华文仿宋"/>
+          <w:sz w:val="21"/>
+        </w:rPr>
+      </w:pPr>
+      <w:r>
+        <w:rPr>
+          <w:rFonts w:hint="eastAsia" w:ascii="华文仿宋" w:hAnsi="华文仿宋" w:eastAsia="华文仿宋" w:cs="华文仿宋"/>
+          <w:sz w:val="21"/>
+        </w:rPr>
+        <w:t>删除校验</w:t>
+      </w:r>
+    </w:p>
+    <w:p>
+      <w:pPr>
+        <w:pStyle w:val="16"/>
+        <w:spacing w:after="80" w:line="360" w:lineRule="auto"/>
+        <w:ind w:left="720" w:hanging="360"/>
+        <w:rPr>
+          <w:rFonts w:hint="eastAsia" w:ascii="华文仿宋" w:hAnsi="华文仿宋" w:eastAsia="华文仿宋" w:cs="华文仿宋"/>
+          <w:sz w:val="21"/>
+        </w:rPr>
+      </w:pPr>
+      <w:r>
+        <w:rPr>
+          <w:rFonts w:hint="eastAsia" w:ascii="华文仿宋" w:hAnsi="华文仿宋" w:eastAsia="华文仿宋" w:cs="华文仿宋"/>
+          <w:sz w:val="21"/>
+        </w:rPr>
+        <w:t>删除文件前打开自定义确认弹窗；确认删除后重新计算完整性。</w:t>
+      </w:r>
+    </w:p>
+    <w:p>
+      <w:pPr>
+        <w:pStyle w:val="16"/>
+        <w:numPr>
+          <w:numId w:val="0"/>
+        </w:numPr>
+        <w:spacing w:after="80" w:line="360" w:lineRule="auto"/>
+        <w:ind w:left="360" w:leftChars="0"/>
+        <w:rPr>
+          <w:rFonts w:hint="eastAsia" w:ascii="华文仿宋" w:hAnsi="华文仿宋" w:eastAsia="华文仿宋" w:cs="华文仿宋"/>
+          <w:sz w:val="21"/>
+        </w:rPr>
+      </w:pPr>
+    </w:p>
+    <w:p>
+      <w:pPr>
+        <w:pStyle w:val="16"/>
+        <w:numPr>
+          <w:ilvl w:val="0"/>
+          <w:numId w:val="8"/>
+        </w:numPr>
+        <w:spacing w:after="80" w:line="360" w:lineRule="auto"/>
+        <w:ind w:left="0" w:leftChars="0" w:firstLine="420" w:firstLineChars="200"/>
+        <w:rPr>
+          <w:rFonts w:hint="eastAsia" w:ascii="华文仿宋" w:hAnsi="华文仿宋" w:eastAsia="华文仿宋" w:cs="华文仿宋"/>
+          <w:sz w:val="21"/>
+        </w:rPr>
+      </w:pPr>
+      <w:r>
+        <w:rPr>
+          <w:rFonts w:hint="eastAsia" w:ascii="华文仿宋" w:hAnsi="华文仿宋" w:eastAsia="华文仿宋" w:cs="华文仿宋"/>
+          <w:sz w:val="21"/>
+          <w:lang w:val="en-US" w:eastAsia="zh-CN"/>
+        </w:rPr>
+        <w:t>各类型下必传文件校验规则</w:t>
+      </w:r>
+    </w:p>
+    <w:tbl>
+      <w:tblPr>
+        <w:tblStyle w:val="34"/>
+        <w:tblW w:w="0" w:type="auto"/>
+        <w:tblInd w:w="0" w:type="dxa"/>
+        <w:tblBorders>
+          <w:top w:val="single" w:color="auto" w:sz="4" w:space="0"/>
+          <w:left w:val="single" w:color="auto" w:sz="4" w:space="0"/>
+          <w:bottom w:val="single" w:color="auto" w:sz="4" w:space="0"/>
+          <w:right w:val="single" w:color="auto" w:sz="4" w:space="0"/>
+          <w:insideH w:val="single" w:color="auto" w:sz="4" w:space="0"/>
+          <w:insideV w:val="single" w:color="auto" w:sz="4" w:space="0"/>
+        </w:tblBorders>
+        <w:tblLayout w:type="autofit"/>
+        <w:tblCellMar>
+          <w:left w:w="108" w:type="dxa"/>
+          <w:right w:w="108" w:type="dxa"/>
+        </w:tblCellMar>
+      </w:tblPr>
+      <w:tblGrid>
+        <w:gridCol w:w="2394"/>
+        <w:gridCol w:w="2394"/>
+        <w:gridCol w:w="2394"/>
+        <w:gridCol w:w="2394"/>
+      </w:tblGrid>
+      <w:tr>
+        <w:tc>
+          <w:tcPr>
+            <w:tcW w:w="2394" w:type="dxa"/>
+          </w:tcPr>
+          <w:p>
+            <w:pPr>
+              <w:pStyle w:val="16"/>
+              <w:numPr>
+                <w:numId w:val="0"/>
+              </w:numPr>
+              <w:spacing w:after="80" w:line="360" w:lineRule="auto"/>
+              <w:rPr>
+                <w:rFonts w:hint="default" w:ascii="华文仿宋" w:hAnsi="华文仿宋" w:eastAsia="华文仿宋" w:cs="华文仿宋"/>
+                <w:sz w:val="21"/>
+                <w:vertAlign w:val="baseline"/>
+                <w:lang w:val="en-US" w:eastAsia="zh-CN"/>
+              </w:rPr>
+            </w:pPr>
+            <w:r>
+              <w:rPr>
+                <w:rFonts w:hint="eastAsia" w:ascii="华文仿宋" w:hAnsi="华文仿宋" w:eastAsia="华文仿宋" w:cs="华文仿宋"/>
+                <w:sz w:val="21"/>
+                <w:vertAlign w:val="baseline"/>
+                <w:lang w:val="en-US" w:eastAsia="zh-CN"/>
+              </w:rPr>
+              <w:t>文件名称</w:t>
+            </w:r>
+          </w:p>
+        </w:tc>
+        <w:tc>
+          <w:tcPr>
+            <w:tcW w:w="2394" w:type="dxa"/>
+          </w:tcPr>
+          <w:p>
+            <w:pPr>
+              <w:pStyle w:val="16"/>
+              <w:numPr>
+                <w:numId w:val="0"/>
+              </w:numPr>
+              <w:spacing w:after="80" w:line="360" w:lineRule="auto"/>
+              <w:rPr>
+                <w:rFonts w:hint="default" w:ascii="华文仿宋" w:hAnsi="华文仿宋" w:eastAsia="华文仿宋" w:cs="华文仿宋"/>
+                <w:sz w:val="21"/>
+                <w:vertAlign w:val="baseline"/>
+                <w:lang w:val="en-US" w:eastAsia="zh-CN"/>
+              </w:rPr>
+            </w:pPr>
+            <w:r>
+              <w:rPr>
+                <w:rFonts w:hint="eastAsia" w:ascii="华文仿宋" w:hAnsi="华文仿宋" w:eastAsia="华文仿宋" w:cs="华文仿宋"/>
+                <w:sz w:val="21"/>
+                <w:vertAlign w:val="baseline"/>
+                <w:lang w:val="en-US" w:eastAsia="zh-CN"/>
+              </w:rPr>
+              <w:t>业务类型</w:t>
+            </w:r>
+          </w:p>
+        </w:tc>
+        <w:tc>
+          <w:tcPr>
+            <w:tcW w:w="2394" w:type="dxa"/>
+          </w:tcPr>
+          <w:p>
+            <w:pPr>
+              <w:pStyle w:val="16"/>
+              <w:numPr>
+                <w:numId w:val="0"/>
+              </w:numPr>
+              <w:spacing w:after="80" w:line="360" w:lineRule="auto"/>
+              <w:rPr>
+                <w:rFonts w:hint="default" w:ascii="华文仿宋" w:hAnsi="华文仿宋" w:eastAsia="华文仿宋" w:cs="华文仿宋"/>
+                <w:sz w:val="21"/>
+                <w:vertAlign w:val="baseline"/>
+                <w:lang w:val="en-US" w:eastAsia="zh-CN"/>
+              </w:rPr>
+            </w:pPr>
+            <w:r>
+              <w:rPr>
+                <w:rFonts w:hint="eastAsia" w:ascii="华文仿宋" w:hAnsi="华文仿宋" w:eastAsia="华文仿宋" w:cs="华文仿宋"/>
+                <w:sz w:val="21"/>
+                <w:vertAlign w:val="baseline"/>
+                <w:lang w:val="en-US" w:eastAsia="zh-CN"/>
+              </w:rPr>
+              <w:t>是否必传</w:t>
+            </w:r>
+          </w:p>
+        </w:tc>
+        <w:tc>
+          <w:tcPr>
+            <w:tcW w:w="2394" w:type="dxa"/>
+          </w:tcPr>
+          <w:p>
+            <w:pPr>
+              <w:pStyle w:val="16"/>
+              <w:numPr>
+                <w:numId w:val="0"/>
+              </w:numPr>
+              <w:spacing w:after="80" w:line="360" w:lineRule="auto"/>
+              <w:rPr>
+                <w:rFonts w:hint="default" w:ascii="华文仿宋" w:hAnsi="华文仿宋" w:eastAsia="华文仿宋" w:cs="华文仿宋"/>
+                <w:sz w:val="21"/>
+                <w:vertAlign w:val="baseline"/>
+                <w:lang w:val="en-US" w:eastAsia="zh-CN"/>
+              </w:rPr>
+            </w:pPr>
+            <w:r>
+              <w:rPr>
+                <w:rFonts w:hint="eastAsia" w:ascii="华文仿宋" w:hAnsi="华文仿宋" w:eastAsia="华文仿宋" w:cs="华文仿宋"/>
+                <w:sz w:val="21"/>
+                <w:vertAlign w:val="baseline"/>
+                <w:lang w:val="en-US" w:eastAsia="zh-CN"/>
+              </w:rPr>
+              <w:t>备注</w:t>
+            </w:r>
+          </w:p>
+        </w:tc>
+      </w:tr>
+      <w:tr>
+        <w:tc>
+          <w:tcPr>
+            <w:tcW w:w="2394" w:type="dxa"/>
+          </w:tcPr>
+          <w:p>
+            <w:pPr>
+              <w:pStyle w:val="16"/>
+              <w:numPr>
+                <w:numId w:val="0"/>
+              </w:numPr>
+              <w:spacing w:after="80" w:line="360" w:lineRule="auto"/>
+              <w:rPr>
+                <w:rFonts w:hint="eastAsia" w:ascii="华文仿宋" w:hAnsi="华文仿宋" w:eastAsia="华文仿宋" w:cs="华文仿宋"/>
+                <w:sz w:val="21"/>
+                <w:vertAlign w:val="baseline"/>
+                <w:lang w:val="en-US" w:eastAsia="zh-CN"/>
+              </w:rPr>
+            </w:pPr>
+          </w:p>
+        </w:tc>
+        <w:tc>
+          <w:tcPr>
+            <w:tcW w:w="2394" w:type="dxa"/>
+          </w:tcPr>
+          <w:p>
+            <w:pPr>
+              <w:pStyle w:val="16"/>
+              <w:numPr>
+                <w:numId w:val="0"/>
+              </w:numPr>
+              <w:spacing w:after="80" w:line="360" w:lineRule="auto"/>
+              <w:rPr>
+                <w:rFonts w:hint="eastAsia" w:ascii="华文仿宋" w:hAnsi="华文仿宋" w:eastAsia="华文仿宋" w:cs="华文仿宋"/>
+                <w:sz w:val="21"/>
+                <w:vertAlign w:val="baseline"/>
+              </w:rPr>
+            </w:pPr>
+          </w:p>
+        </w:tc>
+        <w:tc>
+          <w:tcPr>
+            <w:tcW w:w="2394" w:type="dxa"/>
+          </w:tcPr>
+          <w:p>
+            <w:pPr>
+              <w:pStyle w:val="16"/>
+              <w:numPr>
+                <w:numId w:val="0"/>
+              </w:numPr>
+              <w:spacing w:after="80" w:line="360" w:lineRule="auto"/>
+              <w:rPr>
+                <w:rFonts w:hint="eastAsia" w:ascii="华文仿宋" w:hAnsi="华文仿宋" w:eastAsia="华文仿宋" w:cs="华文仿宋"/>
+                <w:sz w:val="21"/>
+                <w:vertAlign w:val="baseline"/>
+              </w:rPr>
+            </w:pPr>
+          </w:p>
+        </w:tc>
+        <w:tc>
+          <w:tcPr>
+            <w:tcW w:w="2394" w:type="dxa"/>
+          </w:tcPr>
+          <w:p>
+            <w:pPr>
+              <w:pStyle w:val="16"/>
+              <w:numPr>
+                <w:numId w:val="0"/>
+              </w:numPr>
+              <w:spacing w:after="80" w:line="360" w:lineRule="auto"/>
+              <w:rPr>
+                <w:rFonts w:hint="eastAsia" w:ascii="华文仿宋" w:hAnsi="华文仿宋" w:eastAsia="华文仿宋" w:cs="华文仿宋"/>
+                <w:sz w:val="21"/>
+                <w:vertAlign w:val="baseline"/>
+              </w:rPr>
+            </w:pPr>
+          </w:p>
+        </w:tc>
+      </w:tr>
+      <w:tr>
+        <w:tc>
+          <w:tcPr>
+            <w:tcW w:w="2394" w:type="dxa"/>
+          </w:tcPr>
+          <w:p>
+            <w:pPr>
+              <w:pStyle w:val="16"/>
+              <w:numPr>
+                <w:numId w:val="0"/>
+              </w:numPr>
+              <w:spacing w:after="80" w:line="360" w:lineRule="auto"/>
+              <w:rPr>
+                <w:rFonts w:hint="eastAsia" w:ascii="华文仿宋" w:hAnsi="华文仿宋" w:eastAsia="华文仿宋" w:cs="华文仿宋"/>
+                <w:sz w:val="21"/>
+                <w:vertAlign w:val="baseline"/>
+                <w:lang w:val="en-US" w:eastAsia="zh-CN"/>
+              </w:rPr>
+            </w:pPr>
+          </w:p>
+        </w:tc>
+        <w:tc>
+          <w:tcPr>
+            <w:tcW w:w="2394" w:type="dxa"/>
+          </w:tcPr>
+          <w:p>
+            <w:pPr>
+              <w:pStyle w:val="16"/>
+              <w:numPr>
+                <w:numId w:val="0"/>
+              </w:numPr>
+              <w:spacing w:after="80" w:line="360" w:lineRule="auto"/>
+              <w:rPr>
+                <w:rFonts w:hint="eastAsia" w:ascii="华文仿宋" w:hAnsi="华文仿宋" w:eastAsia="华文仿宋" w:cs="华文仿宋"/>
+                <w:sz w:val="21"/>
+                <w:vertAlign w:val="baseline"/>
+              </w:rPr>
+            </w:pPr>
+          </w:p>
+        </w:tc>
+        <w:tc>
+          <w:tcPr>
+            <w:tcW w:w="2394" w:type="dxa"/>
+          </w:tcPr>
+          <w:p>
+            <w:pPr>
+              <w:pStyle w:val="16"/>
+              <w:numPr>
+                <w:numId w:val="0"/>
+              </w:numPr>
+              <w:spacing w:after="80" w:line="360" w:lineRule="auto"/>
+              <w:rPr>
+                <w:rFonts w:hint="eastAsia" w:ascii="华文仿宋" w:hAnsi="华文仿宋" w:eastAsia="华文仿宋" w:cs="华文仿宋"/>
+                <w:sz w:val="21"/>
+                <w:vertAlign w:val="baseline"/>
+              </w:rPr>
+            </w:pPr>
+          </w:p>
+        </w:tc>
+        <w:tc>
+          <w:tcPr>
+            <w:tcW w:w="2394" w:type="dxa"/>
+          </w:tcPr>
+          <w:p>
+            <w:pPr>
+              <w:pStyle w:val="16"/>
+              <w:numPr>
+                <w:numId w:val="0"/>
+              </w:numPr>
+              <w:spacing w:after="80" w:line="360" w:lineRule="auto"/>
+              <w:rPr>
+                <w:rFonts w:hint="eastAsia" w:ascii="华文仿宋" w:hAnsi="华文仿宋" w:eastAsia="华文仿宋" w:cs="华文仿宋"/>
+                <w:sz w:val="21"/>
+                <w:vertAlign w:val="baseline"/>
+              </w:rPr>
+            </w:pPr>
+          </w:p>
+        </w:tc>
+      </w:tr>
+    </w:tbl>
+    <w:p>
+      <w:pPr>
+        <w:pStyle w:val="16"/>
+        <w:numPr>
+          <w:numId w:val="0"/>
+        </w:numPr>
+        <w:spacing w:after="80" w:line="360" w:lineRule="auto"/>
+        <w:ind w:leftChars="200"/>
+        <w:rPr>
+          <w:rFonts w:hint="eastAsia" w:ascii="华文仿宋" w:hAnsi="华文仿宋" w:eastAsia="华文仿宋" w:cs="华文仿宋"/>
+          <w:sz w:val="21"/>
+        </w:rPr>
+      </w:pPr>
     </w:p>
     <w:p>
       <w:pPr>
@@ -4898,20 +6453,9 @@
         <w:ind w:left="360" w:leftChars="0"/>
         <w:rPr>
           <w:rFonts w:hint="eastAsia" w:ascii="华文仿宋" w:hAnsi="华文仿宋" w:eastAsia="华文仿宋" w:cs="华文仿宋"/>
-          <w:b/>
-          <w:bCs/>
-          <w:sz w:val="21"/>
-        </w:rPr>
-      </w:pPr>
-      <w:r>
-        <w:rPr>
-          <w:rFonts w:hint="eastAsia" w:ascii="华文仿宋" w:hAnsi="华文仿宋" w:eastAsia="华文仿宋" w:cs="华文仿宋"/>
-          <w:b/>
-          <w:bCs/>
-          <w:sz w:val="21"/>
-        </w:rPr>
-        <w:t>校验规则</w:t>
-      </w:r>
+          <w:sz w:val="21"/>
+        </w:rPr>
+      </w:pPr>
     </w:p>
     <w:p>
       <w:pPr>
@@ -4924,324 +6468,19 @@
         <w:ind w:left="360" w:leftChars="0"/>
         <w:rPr>
           <w:rFonts w:hint="eastAsia" w:ascii="华文仿宋" w:hAnsi="华文仿宋" w:eastAsia="华文仿宋" w:cs="华文仿宋"/>
-          <w:sz w:val="21"/>
-        </w:rPr>
-      </w:pPr>
-      <w:r>
-        <w:rPr>
-          <w:rFonts w:hint="eastAsia" w:ascii="华文仿宋" w:hAnsi="华文仿宋" w:eastAsia="华文仿宋" w:cs="华文仿宋"/>
-          <w:sz w:val="21"/>
-        </w:rPr>
-        <w:t>当前页面主要校验如下：</w:t>
-      </w:r>
-    </w:p>
-    <w:p>
-      <w:pPr>
-        <w:pStyle w:val="16"/>
-        <w:numPr>
-          <w:ilvl w:val="0"/>
-          <w:numId w:val="8"/>
-        </w:numPr>
-        <w:spacing w:after="80" w:line="360" w:lineRule="auto"/>
-        <w:ind w:left="0" w:leftChars="0" w:firstLine="420" w:firstLineChars="200"/>
-        <w:rPr>
-          <w:rFonts w:hint="eastAsia" w:ascii="华文仿宋" w:hAnsi="华文仿宋" w:eastAsia="华文仿宋" w:cs="华文仿宋"/>
-          <w:sz w:val="21"/>
-        </w:rPr>
-      </w:pPr>
-      <w:r>
-        <w:rPr>
-          <w:rFonts w:hint="eastAsia" w:ascii="华文仿宋" w:hAnsi="华文仿宋" w:eastAsia="华文仿宋" w:cs="华文仿宋"/>
-          <w:sz w:val="21"/>
-        </w:rPr>
-        <w:t>材料完整性校验</w:t>
-      </w:r>
-    </w:p>
-    <w:p>
-      <w:pPr>
-        <w:pStyle w:val="16"/>
-        <w:spacing w:after="80" w:line="360" w:lineRule="auto"/>
-        <w:ind w:left="720" w:hanging="360"/>
-        <w:rPr>
-          <w:rFonts w:hint="eastAsia" w:ascii="华文仿宋" w:hAnsi="华文仿宋" w:eastAsia="华文仿宋" w:cs="华文仿宋"/>
-          <w:sz w:val="21"/>
-        </w:rPr>
-      </w:pPr>
-      <w:r>
-        <w:rPr>
-          <w:rFonts w:hint="eastAsia" w:ascii="华文仿宋" w:hAnsi="华文仿宋" w:eastAsia="华文仿宋" w:cs="华文仿宋"/>
-          <w:sz w:val="21"/>
-        </w:rPr>
-        <w:t>每个材料项根据适用体系计算覆盖情况。只要材料项适用体系全部被文件覆盖，状态为“已齐全”；部分覆盖为“部分覆盖”；无文件或未完全覆盖为缺失。</w:t>
-      </w:r>
-    </w:p>
-    <w:p>
-      <w:pPr>
-        <w:pStyle w:val="16"/>
-        <w:numPr>
-          <w:ilvl w:val="0"/>
-          <w:numId w:val="8"/>
-        </w:numPr>
-        <w:spacing w:after="80" w:line="360" w:lineRule="auto"/>
-        <w:ind w:left="0" w:leftChars="0" w:firstLine="420" w:firstLineChars="200"/>
-        <w:rPr>
-          <w:rFonts w:hint="eastAsia" w:ascii="华文仿宋" w:hAnsi="华文仿宋" w:eastAsia="华文仿宋" w:cs="华文仿宋"/>
-          <w:sz w:val="21"/>
-        </w:rPr>
-      </w:pPr>
-      <w:r>
-        <w:rPr>
-          <w:rFonts w:hint="eastAsia" w:ascii="华文仿宋" w:hAnsi="华文仿宋" w:eastAsia="华文仿宋" w:cs="华文仿宋"/>
-          <w:sz w:val="21"/>
-        </w:rPr>
-        <w:t>体系完整性校验</w:t>
-      </w:r>
-    </w:p>
-    <w:p>
-      <w:pPr>
-        <w:pStyle w:val="16"/>
-        <w:spacing w:after="80" w:line="360" w:lineRule="auto"/>
-        <w:ind w:left="720" w:hanging="360"/>
-        <w:rPr>
-          <w:rFonts w:hint="eastAsia" w:ascii="华文仿宋" w:hAnsi="华文仿宋" w:eastAsia="华文仿宋" w:cs="华文仿宋"/>
-          <w:sz w:val="21"/>
-        </w:rPr>
-      </w:pPr>
-      <w:r>
-        <w:rPr>
-          <w:rFonts w:hint="eastAsia" w:ascii="华文仿宋" w:hAnsi="华文仿宋" w:eastAsia="华文仿宋" w:cs="华文仿宋"/>
-          <w:sz w:val="21"/>
-        </w:rPr>
-        <w:t xml:space="preserve">对 </w:t>
-      </w:r>
-      <w:r>
-        <w:rPr>
-          <w:rFonts w:hint="eastAsia" w:ascii="华文仿宋" w:hAnsi="华文仿宋" w:eastAsia="华文仿宋" w:cs="华文仿宋"/>
-          <w:sz w:val="21"/>
-          <w:lang w:val="en-US" w:eastAsia="zh-CN"/>
-        </w:rPr>
-        <w:t>体系</w:t>
-      </w:r>
-      <w:r>
-        <w:rPr>
-          <w:rFonts w:hint="eastAsia" w:ascii="华文仿宋" w:hAnsi="华文仿宋" w:eastAsia="华文仿宋" w:cs="华文仿宋"/>
-          <w:sz w:val="21"/>
-        </w:rPr>
-        <w:t>分别统计该体系涉及的材料项数量、已完成数量、缺失数量和完成率。</w:t>
-      </w:r>
-    </w:p>
-    <w:p>
-      <w:pPr>
-        <w:pStyle w:val="16"/>
-        <w:numPr>
-          <w:ilvl w:val="0"/>
-          <w:numId w:val="8"/>
-        </w:numPr>
-        <w:spacing w:after="80" w:line="360" w:lineRule="auto"/>
-        <w:ind w:left="0" w:leftChars="0" w:firstLine="420" w:firstLineChars="200"/>
-        <w:rPr>
-          <w:rFonts w:hint="eastAsia" w:ascii="华文仿宋" w:hAnsi="华文仿宋" w:eastAsia="华文仿宋" w:cs="华文仿宋"/>
-          <w:sz w:val="21"/>
-        </w:rPr>
-      </w:pPr>
-      <w:r>
-        <w:rPr>
-          <w:rFonts w:hint="eastAsia" w:ascii="华文仿宋" w:hAnsi="华文仿宋" w:eastAsia="华文仿宋" w:cs="华文仿宋"/>
-          <w:sz w:val="21"/>
-        </w:rPr>
-        <w:t>提交按钮校验</w:t>
-      </w:r>
-    </w:p>
-    <w:p>
-      <w:pPr>
-        <w:pStyle w:val="16"/>
-        <w:spacing w:after="80" w:line="360" w:lineRule="auto"/>
-        <w:ind w:left="720" w:hanging="360"/>
-        <w:rPr>
-          <w:rFonts w:hint="eastAsia" w:ascii="华文仿宋" w:hAnsi="华文仿宋" w:eastAsia="华文仿宋" w:cs="华文仿宋"/>
-          <w:sz w:val="21"/>
-        </w:rPr>
-      </w:pPr>
-      <w:r>
-        <w:rPr>
-          <w:rFonts w:hint="eastAsia" w:ascii="华文仿宋" w:hAnsi="华文仿宋" w:eastAsia="华文仿宋" w:cs="华文仿宋"/>
-          <w:sz w:val="21"/>
-        </w:rPr>
-        <w:t>当 missing === 0 时，按钮启用；否则禁用。页面提示“仍有 X 项必备归档材料未补齐”。</w:t>
-      </w:r>
-    </w:p>
-    <w:p>
-      <w:pPr>
-        <w:pStyle w:val="16"/>
-        <w:numPr>
-          <w:ilvl w:val="0"/>
-          <w:numId w:val="8"/>
-        </w:numPr>
-        <w:spacing w:after="80" w:line="360" w:lineRule="auto"/>
-        <w:ind w:left="0" w:leftChars="0" w:firstLine="420" w:firstLineChars="200"/>
-        <w:rPr>
-          <w:rFonts w:hint="eastAsia" w:ascii="华文仿宋" w:hAnsi="华文仿宋" w:eastAsia="华文仿宋" w:cs="华文仿宋"/>
-          <w:sz w:val="21"/>
-        </w:rPr>
-      </w:pPr>
-      <w:r>
-        <w:rPr>
-          <w:rFonts w:hint="eastAsia" w:ascii="华文仿宋" w:hAnsi="华文仿宋" w:eastAsia="华文仿宋" w:cs="华文仿宋"/>
-          <w:sz w:val="21"/>
-        </w:rPr>
-        <w:t>上传校验</w:t>
-      </w:r>
-    </w:p>
-    <w:p>
-      <w:pPr>
-        <w:pStyle w:val="16"/>
-        <w:spacing w:after="80" w:line="360" w:lineRule="auto"/>
-        <w:ind w:left="720" w:hanging="360"/>
-        <w:rPr>
-          <w:rFonts w:hint="eastAsia" w:ascii="华文仿宋" w:hAnsi="华文仿宋" w:eastAsia="华文仿宋" w:cs="华文仿宋"/>
-          <w:sz w:val="21"/>
-        </w:rPr>
-      </w:pPr>
-      <w:r>
-        <w:rPr>
-          <w:rFonts w:hint="eastAsia" w:ascii="华文仿宋" w:hAnsi="华文仿宋" w:eastAsia="华文仿宋" w:cs="华文仿宋"/>
-          <w:sz w:val="21"/>
-        </w:rPr>
-        <w:t>本地上传确认时校验：</w:t>
-      </w:r>
-    </w:p>
-    <w:p>
-      <w:pPr>
-        <w:pStyle w:val="16"/>
-        <w:spacing w:after="80" w:line="360" w:lineRule="auto"/>
-        <w:ind w:left="720" w:hanging="360"/>
-        <w:rPr>
-          <w:rFonts w:hint="eastAsia" w:ascii="华文仿宋" w:hAnsi="华文仿宋" w:eastAsia="华文仿宋" w:cs="华文仿宋"/>
-          <w:sz w:val="21"/>
-        </w:rPr>
-      </w:pPr>
-      <w:r>
-        <w:rPr>
-          <w:rFonts w:hint="eastAsia" w:ascii="华文仿宋" w:hAnsi="华文仿宋" w:eastAsia="华文仿宋" w:cs="华文仿宋"/>
-          <w:sz w:val="21"/>
-        </w:rPr>
-        <w:t>必须先选择具体材料。</w:t>
-      </w:r>
-    </w:p>
-    <w:p>
-      <w:pPr>
-        <w:pStyle w:val="16"/>
-        <w:spacing w:after="80" w:line="360" w:lineRule="auto"/>
-        <w:ind w:left="720" w:hanging="360"/>
-        <w:rPr>
-          <w:rFonts w:hint="eastAsia" w:ascii="华文仿宋" w:hAnsi="华文仿宋" w:eastAsia="华文仿宋" w:cs="华文仿宋"/>
-          <w:sz w:val="21"/>
-        </w:rPr>
-      </w:pPr>
-      <w:r>
-        <w:rPr>
-          <w:rFonts w:hint="eastAsia" w:ascii="华文仿宋" w:hAnsi="华文仿宋" w:eastAsia="华文仿宋" w:cs="华文仿宋"/>
-          <w:sz w:val="21"/>
-        </w:rPr>
-        <w:t>必须至少选择一个覆盖体系。</w:t>
-      </w:r>
-    </w:p>
-    <w:p>
-      <w:pPr>
-        <w:pStyle w:val="16"/>
-        <w:spacing w:after="80" w:line="360" w:lineRule="auto"/>
-        <w:ind w:left="720" w:hanging="360"/>
-        <w:rPr>
-          <w:rFonts w:hint="eastAsia" w:ascii="华文仿宋" w:hAnsi="华文仿宋" w:eastAsia="华文仿宋" w:cs="华文仿宋"/>
-          <w:sz w:val="21"/>
-        </w:rPr>
-      </w:pPr>
-      <w:r>
-        <w:rPr>
-          <w:rFonts w:hint="eastAsia" w:ascii="华文仿宋" w:hAnsi="华文仿宋" w:eastAsia="华文仿宋" w:cs="华文仿宋"/>
-          <w:sz w:val="21"/>
-        </w:rPr>
-        <w:t>必须已选择文件。</w:t>
-      </w:r>
-    </w:p>
-    <w:p>
-      <w:pPr>
-        <w:pStyle w:val="16"/>
-        <w:numPr>
-          <w:ilvl w:val="0"/>
-          <w:numId w:val="8"/>
-        </w:numPr>
-        <w:spacing w:after="80" w:line="360" w:lineRule="auto"/>
-        <w:ind w:left="0" w:leftChars="0" w:firstLine="420" w:firstLineChars="200"/>
-        <w:rPr>
-          <w:rFonts w:hint="eastAsia" w:ascii="华文仿宋" w:hAnsi="华文仿宋" w:eastAsia="华文仿宋" w:cs="华文仿宋"/>
-          <w:sz w:val="21"/>
-        </w:rPr>
-      </w:pPr>
-      <w:r>
-        <w:rPr>
-          <w:rFonts w:hint="eastAsia" w:ascii="华文仿宋" w:hAnsi="华文仿宋" w:eastAsia="华文仿宋" w:cs="华文仿宋"/>
-          <w:sz w:val="21"/>
-        </w:rPr>
-        <w:t>资料库选择校验</w:t>
-      </w:r>
-    </w:p>
-    <w:p>
-      <w:pPr>
-        <w:pStyle w:val="16"/>
-        <w:spacing w:after="80" w:line="360" w:lineRule="auto"/>
-        <w:ind w:left="720" w:hanging="360"/>
-        <w:rPr>
-          <w:rFonts w:hint="eastAsia" w:ascii="华文仿宋" w:hAnsi="华文仿宋" w:eastAsia="华文仿宋" w:cs="华文仿宋"/>
-          <w:sz w:val="21"/>
-        </w:rPr>
-      </w:pPr>
-      <w:r>
-        <w:rPr>
-          <w:rFonts w:hint="eastAsia" w:ascii="华文仿宋" w:hAnsi="华文仿宋" w:eastAsia="华文仿宋" w:cs="华文仿宋"/>
-          <w:sz w:val="21"/>
-        </w:rPr>
-        <w:t>资料库确认按钮在未选择资料时禁用；如直接触发选择逻辑，也会提示“请先选择资料库文件”。</w:t>
-      </w:r>
-    </w:p>
-    <w:p>
-      <w:pPr>
-        <w:pStyle w:val="16"/>
-        <w:numPr>
-          <w:ilvl w:val="0"/>
-          <w:numId w:val="8"/>
-        </w:numPr>
-        <w:spacing w:after="80" w:line="360" w:lineRule="auto"/>
-        <w:ind w:left="0" w:leftChars="0" w:firstLine="420" w:firstLineChars="200"/>
-        <w:rPr>
-          <w:rFonts w:hint="eastAsia" w:ascii="华文仿宋" w:hAnsi="华文仿宋" w:eastAsia="华文仿宋" w:cs="华文仿宋"/>
-          <w:sz w:val="21"/>
-        </w:rPr>
-      </w:pPr>
-      <w:r>
-        <w:rPr>
-          <w:rFonts w:hint="eastAsia" w:ascii="华文仿宋" w:hAnsi="华文仿宋" w:eastAsia="华文仿宋" w:cs="华文仿宋"/>
-          <w:sz w:val="21"/>
-        </w:rPr>
-        <w:t>删除校验</w:t>
-      </w:r>
-    </w:p>
-    <w:p>
-      <w:pPr>
-        <w:pStyle w:val="16"/>
-        <w:spacing w:after="80" w:line="360" w:lineRule="auto"/>
-        <w:ind w:left="720" w:hanging="360"/>
-        <w:rPr>
-          <w:rFonts w:hint="eastAsia" w:ascii="华文仿宋" w:hAnsi="华文仿宋" w:eastAsia="华文仿宋" w:cs="华文仿宋"/>
-          <w:sz w:val="21"/>
-        </w:rPr>
-      </w:pPr>
-      <w:r>
-        <w:rPr>
-          <w:rFonts w:hint="eastAsia" w:ascii="华文仿宋" w:hAnsi="华文仿宋" w:eastAsia="华文仿宋" w:cs="华文仿宋"/>
-          <w:sz w:val="21"/>
-        </w:rPr>
-        <w:t>删除文件前打开自定义确认弹窗；确认删除后重新计算完整性。</w:t>
+          <w:b/>
+          <w:bCs/>
+          <w:sz w:val="21"/>
+        </w:rPr>
+      </w:pPr>
+      <w:r>
+        <w:rPr>
+          <w:rFonts w:hint="eastAsia" w:ascii="华文仿宋" w:hAnsi="华文仿宋" w:eastAsia="华文仿宋" w:cs="华文仿宋"/>
+          <w:b/>
+          <w:bCs/>
+          <w:sz w:val="21"/>
+        </w:rPr>
+        <w:t>状态设计</w:t>
       </w:r>
     </w:p>
     <w:p>
@@ -5258,47 +6497,6 @@
           <w:sz w:val="21"/>
         </w:rPr>
       </w:pPr>
-    </w:p>
-    <w:p>
-      <w:pPr>
-        <w:pStyle w:val="16"/>
-        <w:numPr>
-          <w:ilvl w:val="0"/>
-          <w:numId w:val="0"/>
-        </w:numPr>
-        <w:spacing w:after="80" w:line="360" w:lineRule="auto"/>
-        <w:ind w:left="360" w:leftChars="0"/>
-        <w:rPr>
-          <w:rFonts w:hint="eastAsia" w:ascii="华文仿宋" w:hAnsi="华文仿宋" w:eastAsia="华文仿宋" w:cs="华文仿宋"/>
-          <w:b/>
-          <w:bCs/>
-          <w:sz w:val="21"/>
-        </w:rPr>
-      </w:pPr>
-      <w:r>
-        <w:rPr>
-          <w:rFonts w:hint="eastAsia" w:ascii="华文仿宋" w:hAnsi="华文仿宋" w:eastAsia="华文仿宋" w:cs="华文仿宋"/>
-          <w:b/>
-          <w:bCs/>
-          <w:sz w:val="21"/>
-        </w:rPr>
-        <w:t>状态设计</w:t>
-      </w:r>
-    </w:p>
-    <w:p>
-      <w:pPr>
-        <w:pStyle w:val="16"/>
-        <w:numPr>
-          <w:ilvl w:val="0"/>
-          <w:numId w:val="0"/>
-        </w:numPr>
-        <w:spacing w:after="80" w:line="360" w:lineRule="auto"/>
-        <w:ind w:left="360" w:leftChars="0"/>
-        <w:rPr>
-          <w:rFonts w:hint="eastAsia" w:ascii="华文仿宋" w:hAnsi="华文仿宋" w:eastAsia="华文仿宋" w:cs="华文仿宋"/>
-          <w:sz w:val="21"/>
-        </w:rPr>
-      </w:pPr>
       <w:r>
         <w:rPr>
           <w:rFonts w:hint="eastAsia" w:ascii="华文仿宋" w:hAnsi="华文仿宋" w:eastAsia="华文仿宋" w:cs="华文仿宋"/>
@@ -5306,21 +6504,6 @@
         </w:rPr>
         <w:t>页面涉及以下状态：</w:t>
       </w:r>
-    </w:p>
-    <w:p>
-      <w:pPr>
-        <w:pStyle w:val="16"/>
-        <w:numPr>
-          <w:ilvl w:val="0"/>
-          <w:numId w:val="0"/>
-        </w:numPr>
-        <w:spacing w:after="80" w:line="360" w:lineRule="auto"/>
-        <w:ind w:left="360" w:leftChars="0"/>
-        <w:rPr>
-          <w:rFonts w:hint="eastAsia" w:ascii="华文仿宋" w:hAnsi="华文仿宋" w:eastAsia="华文仿宋" w:cs="华文仿宋"/>
-          <w:sz w:val="21"/>
-        </w:rPr>
-      </w:pPr>
     </w:p>
     <w:p>
       <w:pPr>
